--- a/docs/word/05-PRODUCTION-READINESS.docx
+++ b/docs/word/05-PRODUCTION-READINESS.docx
@@ -4,102 +4,74 @@
   <w:body>
     <w:p>
       <w:pPr>
-        <w:pStyle w:val="Heading1"/>
-      </w:pPr>
-      <w:r>
-        <w:rPr>
-          <w:rFonts w:ascii="Prompt" w:cs="Prompt" w:eastAsia="Prompt" w:hAnsi="Prompt"/>
-        </w:rPr>
-        <w:t xml:space="preserve">05 — ประเมินความพร้อม Production (Production Readiness Assessment)</w:t>
-      </w:r>
-    </w:p>
-    <w:p>
-      <w:pPr>
-        <w:pBdr>
-          <w:left w:val="single" w:color="2E75B6" w:sz="12" w:space="8"/>
-        </w:pBdr>
-        <w:spacing w:after="60"/>
-        <w:ind w:left="360"/>
-      </w:pPr>
-      <w:r>
-        <w:rPr>
-          <w:rFonts w:ascii="Prompt" w:cs="Prompt" w:eastAsia="Prompt" w:hAnsi="Prompt"/>
-          <w:color w:val="444444"/>
-        </w:rPr>
-        <w:t xml:space="preserve">WS-Sale-App · build v4.2.17 · ประเมิน 27 มิ.ย. 2569 · โดย Solution Architect</w:t>
-      </w:r>
-    </w:p>
-    <w:p>
-      <w:pPr>
-        <w:pStyle w:val="Heading2"/>
-      </w:pPr>
-      <w:r>
-        <w:rPr>
-          <w:rFonts w:ascii="Prompt" w:cs="Prompt" w:eastAsia="Prompt" w:hAnsi="Prompt"/>
-        </w:rPr>
-        <w:t xml:space="preserve">บทสรุปผู้บริหาร (Verdict)</w:t>
-      </w:r>
-    </w:p>
-    <w:p>
-      <w:pPr>
-        <w:pBdr>
-          <w:left w:val="single" w:color="2E75B6" w:sz="12" w:space="8"/>
-        </w:pBdr>
-        <w:spacing w:after="60"/>
-        <w:ind w:left="360"/>
+        <w:spacing w:after="0" w:before="1800"/>
+        <w:jc w:val="center"/>
       </w:pPr>
       <w:r>
         <w:rPr>
           <w:rFonts w:ascii="Prompt" w:cs="Prompt" w:eastAsia="Prompt" w:hAnsi="Prompt"/>
           <w:b/>
           <w:bCs/>
-          <w:color w:val="444444"/>
-        </w:rPr>
-        <w:t xml:space="preserve">สถานะ: พร้อมระดับ "Soft Launch / Pilot" — ยังไม่ควรขึ้น Full Production จนกว่าจะปิดรายการ P0 (ความปลอดภัย/ความถูกต้องบัญชี)</w:t>
-      </w:r>
-    </w:p>
-    <w:p>
-      <w:pPr>
-        <w:spacing w:after="80"/>
-      </w:pPr>
-      <w:r>
-        <w:rPr>
-          <w:rFonts w:ascii="Prompt" w:cs="Prompt" w:eastAsia="Prompt" w:hAnsi="Prompt"/>
-        </w:rPr>
-        <w:t xml:space="preserve">ระบบมีฟังก์ชันครบตาม SRS v6.2 (17 หน้า, FR หลักครบ, deploy จริง Railway+Vercel, migration clean) — </w:t>
-      </w:r>
+          <w:color w:val="0C447C"/>
+          <w:sz w:val="28"/>
+          <w:szCs w:val="28"/>
+        </w:rPr>
+        <w:t xml:space="preserve">WS-Sale-App</w:t>
+      </w:r>
+    </w:p>
+    <w:p>
+      <w:pPr>
+        <w:spacing w:after="0"/>
+        <w:jc w:val="center"/>
+      </w:pPr>
+      <w:r>
+        <w:rPr>
+          <w:rFonts w:ascii="Prompt" w:cs="Prompt" w:eastAsia="Prompt" w:hAnsi="Prompt"/>
+          <w:color w:val="BA7517"/>
+          <w:sz w:val="20"/>
+          <w:szCs w:val="20"/>
+        </w:rPr>
+        <w:t xml:space="preserve">World Fert Co., Ltd.</w:t>
+      </w:r>
+    </w:p>
+    <w:p>
+      <w:pPr>
+        <w:pBdr>
+          <w:bottom w:val="single" w:color="1F3864" w:sz="18" w:space="6"/>
+        </w:pBdr>
+        <w:spacing w:after="120" w:before="240"/>
+        <w:jc w:val="center"/>
+      </w:pPr>
       <w:r>
         <w:rPr>
           <w:rFonts w:ascii="Prompt" w:cs="Prompt" w:eastAsia="Prompt" w:hAnsi="Prompt"/>
           <w:b/>
           <w:bCs/>
-        </w:rPr>
-        <w:t xml:space="preserve">ความพร้อมด้านฟีเจอร์ ≈ 90%</w:t>
-      </w:r>
-      <w:r>
-        <w:rPr>
-          <w:rFonts w:ascii="Prompt" w:cs="Prompt" w:eastAsia="Prompt" w:hAnsi="Prompt"/>
-        </w:rPr>
-        <w:t xml:space="preserve"> แต่ความพร้อมด้าน </w:t>
-      </w:r>
-      <w:r>
-        <w:rPr>
-          <w:rFonts w:ascii="Prompt" w:cs="Prompt" w:eastAsia="Prompt" w:hAnsi="Prompt"/>
-          <w:b/>
-          <w:bCs/>
-        </w:rPr>
-        <w:t xml:space="preserve">Operations/Security ≈ 55%</w:t>
-      </w:r>
-      <w:r>
-        <w:rPr>
-          <w:rFonts w:ascii="Prompt" w:cs="Prompt" w:eastAsia="Prompt" w:hAnsi="Prompt"/>
-        </w:rPr>
-        <w:t xml:space="preserve"> ต้อง hardening ก่อนใช้งานจริงเต็มรูปแบบ</w:t>
+          <w:color w:val="1F3864"/>
+          <w:sz w:val="40"/>
+          <w:szCs w:val="40"/>
+        </w:rPr>
+        <w:t xml:space="preserve">05 — ประเมินความพร้อม Production (Production Readiness Assessment)</w:t>
+      </w:r>
+    </w:p>
+    <w:p>
+      <w:pPr>
+        <w:spacing w:after="600" w:before="120"/>
+        <w:jc w:val="center"/>
+      </w:pPr>
+      <w:r>
+        <w:rPr>
+          <w:rFonts w:ascii="Prompt" w:cs="Prompt" w:eastAsia="Prompt" w:hAnsi="Prompt"/>
+          <w:color w:val="8A8A8A"/>
+          <w:sz w:val="18"/>
+          <w:szCs w:val="18"/>
+        </w:rPr>
+        <w:t xml:space="preserve">Enterprise Production Documentation · Confidential</w:t>
       </w:r>
     </w:p>
     <w:tbl>
       <w:tblPr>
-        <w:tblW w:type="dxa" w:w="9360"/>
+        <w:tblW w:type="dxa" w:w="9468"/>
         <w:tblBorders>
           <w:top w:val="single" w:color="auto" w:sz="4"/>
           <w:left w:val="single" w:color="auto" w:sz="4"/>
@@ -110,9 +82,9 @@
         </w:tblBorders>
       </w:tblPr>
       <w:tblGrid>
-        <w:gridCol w:w="3120"/>
-        <w:gridCol w:w="3120"/>
-        <w:gridCol w:w="3120"/>
+        <w:gridCol w:w="3156"/>
+        <w:gridCol w:w="3156"/>
+        <w:gridCol w:w="3156"/>
       </w:tblGrid>
       <w:tr>
         <w:trPr>
@@ -120,7 +92,7 @@
         </w:trPr>
         <w:tc>
           <w:tcPr>
-            <w:tcW w:type="dxa" w:w="3120"/>
+            <w:tcW w:type="dxa" w:w="3156"/>
             <w:tcBorders>
               <w:top w:val="single" w:color="C9D3E0" w:sz="1"/>
               <w:left w:val="single" w:color="C9D3E0" w:sz="1"/>
@@ -130,12 +102,16 @@
             <w:shd w:fill="1F3864" w:val="clear"/>
             <w:tcMar>
               <w:top w:type="dxa" w:w="40"/>
-              <w:left w:type="dxa" w:w="80"/>
-              <w:bottom w:type="dxa" w:w="40"/>
-              <w:right w:type="dxa" w:w="80"/>
-            </w:tcMar>
-          </w:tcPr>
-          <w:p>
+              <w:left w:type="dxa" w:w="90"/>
+              <w:bottom w:type="dxa" w:w="40"/>
+              <w:right w:type="dxa" w:w="90"/>
+            </w:tcMar>
+            <w:vAlign w:val="center"/>
+          </w:tcPr>
+          <w:p>
+            <w:pPr>
+              <w:spacing w:after="0" w:line="252"/>
+            </w:pPr>
             <w:r>
               <w:rPr>
                 <w:rFonts w:ascii="Prompt" w:cs="Prompt" w:eastAsia="Prompt" w:hAnsi="Prompt"/>
@@ -151,7 +127,7 @@
         </w:tc>
         <w:tc>
           <w:tcPr>
-            <w:tcW w:type="dxa" w:w="3120"/>
+            <w:tcW w:type="dxa" w:w="3156"/>
             <w:tcBorders>
               <w:top w:val="single" w:color="C9D3E0" w:sz="1"/>
               <w:left w:val="single" w:color="C9D3E0" w:sz="1"/>
@@ -161,12 +137,16 @@
             <w:shd w:fill="1F3864" w:val="clear"/>
             <w:tcMar>
               <w:top w:type="dxa" w:w="40"/>
-              <w:left w:type="dxa" w:w="80"/>
-              <w:bottom w:type="dxa" w:w="40"/>
-              <w:right w:type="dxa" w:w="80"/>
-            </w:tcMar>
-          </w:tcPr>
-          <w:p>
+              <w:left w:type="dxa" w:w="90"/>
+              <w:bottom w:type="dxa" w:w="40"/>
+              <w:right w:type="dxa" w:w="90"/>
+            </w:tcMar>
+            <w:vAlign w:val="center"/>
+          </w:tcPr>
+          <w:p>
+            <w:pPr>
+              <w:spacing w:after="0" w:line="252"/>
+            </w:pPr>
             <w:r>
               <w:rPr>
                 <w:rFonts w:ascii="Prompt" w:cs="Prompt" w:eastAsia="Prompt" w:hAnsi="Prompt"/>
@@ -182,7 +162,7 @@
         </w:tc>
         <w:tc>
           <w:tcPr>
-            <w:tcW w:type="dxa" w:w="3120"/>
+            <w:tcW w:type="dxa" w:w="3156"/>
             <w:tcBorders>
               <w:top w:val="single" w:color="C9D3E0" w:sz="1"/>
               <w:left w:val="single" w:color="C9D3E0" w:sz="1"/>
@@ -192,12 +172,16 @@
             <w:shd w:fill="1F3864" w:val="clear"/>
             <w:tcMar>
               <w:top w:type="dxa" w:w="40"/>
-              <w:left w:type="dxa" w:w="80"/>
-              <w:bottom w:type="dxa" w:w="40"/>
-              <w:right w:type="dxa" w:w="80"/>
-            </w:tcMar>
-          </w:tcPr>
-          <w:p>
+              <w:left w:type="dxa" w:w="90"/>
+              <w:bottom w:type="dxa" w:w="40"/>
+              <w:right w:type="dxa" w:w="90"/>
+            </w:tcMar>
+            <w:vAlign w:val="center"/>
+          </w:tcPr>
+          <w:p>
+            <w:pPr>
+              <w:spacing w:after="0" w:line="252"/>
+            </w:pPr>
             <w:r>
               <w:rPr>
                 <w:rFonts w:ascii="Prompt" w:cs="Prompt" w:eastAsia="Prompt" w:hAnsi="Prompt"/>
@@ -215,7 +199,7 @@
       <w:tr>
         <w:tc>
           <w:tcPr>
-            <w:tcW w:type="dxa" w:w="3120"/>
+            <w:tcW w:type="dxa" w:w="3156"/>
             <w:tcBorders>
               <w:top w:val="single" w:color="C9D3E0" w:sz="1"/>
               <w:left w:val="single" w:color="C9D3E0" w:sz="1"/>
@@ -225,15 +209,20 @@
             <w:shd w:fill="FFFFFF" w:val="clear"/>
             <w:tcMar>
               <w:top w:type="dxa" w:w="40"/>
-              <w:left w:type="dxa" w:w="80"/>
-              <w:bottom w:type="dxa" w:w="40"/>
-              <w:right w:type="dxa" w:w="80"/>
-            </w:tcMar>
-          </w:tcPr>
-          <w:p>
-            <w:r>
-              <w:rPr>
-                <w:rFonts w:ascii="Prompt" w:cs="Prompt" w:eastAsia="Prompt" w:hAnsi="Prompt"/>
+              <w:left w:type="dxa" w:w="90"/>
+              <w:bottom w:type="dxa" w:w="40"/>
+              <w:right w:type="dxa" w:w="90"/>
+            </w:tcMar>
+            <w:vAlign w:val="center"/>
+          </w:tcPr>
+          <w:p>
+            <w:pPr>
+              <w:spacing w:after="0" w:line="252"/>
+            </w:pPr>
+            <w:r>
+              <w:rPr>
+                <w:rFonts w:ascii="Prompt" w:cs="Prompt" w:eastAsia="Prompt" w:hAnsi="Prompt"/>
+                <w:color w:val="1A1A1A"/>
                 <w:sz w:val="18"/>
                 <w:szCs w:val="18"/>
               </w:rPr>
@@ -243,7 +232,7 @@
         </w:tc>
         <w:tc>
           <w:tcPr>
-            <w:tcW w:type="dxa" w:w="3120"/>
+            <w:tcW w:type="dxa" w:w="3156"/>
             <w:tcBorders>
               <w:top w:val="single" w:color="C9D3E0" w:sz="1"/>
               <w:left w:val="single" w:color="C9D3E0" w:sz="1"/>
@@ -253,15 +242,20 @@
             <w:shd w:fill="FFFFFF" w:val="clear"/>
             <w:tcMar>
               <w:top w:type="dxa" w:w="40"/>
-              <w:left w:type="dxa" w:w="80"/>
-              <w:bottom w:type="dxa" w:w="40"/>
-              <w:right w:type="dxa" w:w="80"/>
-            </w:tcMar>
-          </w:tcPr>
-          <w:p>
-            <w:r>
-              <w:rPr>
-                <w:rFonts w:ascii="Prompt" w:cs="Prompt" w:eastAsia="Prompt" w:hAnsi="Prompt"/>
+              <w:left w:type="dxa" w:w="90"/>
+              <w:bottom w:type="dxa" w:w="40"/>
+              <w:right w:type="dxa" w:w="90"/>
+            </w:tcMar>
+            <w:vAlign w:val="center"/>
+          </w:tcPr>
+          <w:p>
+            <w:pPr>
+              <w:spacing w:after="0" w:line="252"/>
+            </w:pPr>
+            <w:r>
+              <w:rPr>
+                <w:rFonts w:ascii="Prompt" w:cs="Prompt" w:eastAsia="Prompt" w:hAnsi="Prompt"/>
+                <w:color w:val="1A1A1A"/>
                 <w:sz w:val="18"/>
                 <w:szCs w:val="18"/>
               </w:rPr>
@@ -271,7 +265,7 @@
         </w:tc>
         <w:tc>
           <w:tcPr>
-            <w:tcW w:type="dxa" w:w="3120"/>
+            <w:tcW w:type="dxa" w:w="3156"/>
             <w:tcBorders>
               <w:top w:val="single" w:color="C9D3E0" w:sz="1"/>
               <w:left w:val="single" w:color="C9D3E0" w:sz="1"/>
@@ -281,15 +275,20 @@
             <w:shd w:fill="FFFFFF" w:val="clear"/>
             <w:tcMar>
               <w:top w:type="dxa" w:w="40"/>
-              <w:left w:type="dxa" w:w="80"/>
-              <w:bottom w:type="dxa" w:w="40"/>
-              <w:right w:type="dxa" w:w="80"/>
-            </w:tcMar>
-          </w:tcPr>
-          <w:p>
-            <w:r>
-              <w:rPr>
-                <w:rFonts w:ascii="Prompt" w:cs="Prompt" w:eastAsia="Prompt" w:hAnsi="Prompt"/>
+              <w:left w:type="dxa" w:w="90"/>
+              <w:bottom w:type="dxa" w:w="40"/>
+              <w:right w:type="dxa" w:w="90"/>
+            </w:tcMar>
+            <w:vAlign w:val="center"/>
+          </w:tcPr>
+          <w:p>
+            <w:pPr>
+              <w:spacing w:after="0" w:line="252"/>
+            </w:pPr>
+            <w:r>
+              <w:rPr>
+                <w:rFonts w:ascii="Prompt" w:cs="Prompt" w:eastAsia="Prompt" w:hAnsi="Prompt"/>
+                <w:color w:val="1A1A1A"/>
                 <w:sz w:val="18"/>
                 <w:szCs w:val="18"/>
               </w:rPr>
@@ -301,25 +300,30 @@
       <w:tr>
         <w:tc>
           <w:tcPr>
-            <w:tcW w:type="dxa" w:w="3120"/>
-            <w:tcBorders>
-              <w:top w:val="single" w:color="C9D3E0" w:sz="1"/>
-              <w:left w:val="single" w:color="C9D3E0" w:sz="1"/>
-              <w:bottom w:val="single" w:color="C9D3E0" w:sz="1"/>
-              <w:right w:val="single" w:color="C9D3E0" w:sz="1"/>
-            </w:tcBorders>
-            <w:shd w:fill="FFFFFF" w:val="clear"/>
-            <w:tcMar>
-              <w:top w:type="dxa" w:w="40"/>
-              <w:left w:type="dxa" w:w="80"/>
-              <w:bottom w:type="dxa" w:w="40"/>
-              <w:right w:type="dxa" w:w="80"/>
-            </w:tcMar>
-          </w:tcPr>
-          <w:p>
-            <w:r>
-              <w:rPr>
-                <w:rFonts w:ascii="Prompt" w:cs="Prompt" w:eastAsia="Prompt" w:hAnsi="Prompt"/>
+            <w:tcW w:type="dxa" w:w="3156"/>
+            <w:tcBorders>
+              <w:top w:val="single" w:color="C9D3E0" w:sz="1"/>
+              <w:left w:val="single" w:color="C9D3E0" w:sz="1"/>
+              <w:bottom w:val="single" w:color="C9D3E0" w:sz="1"/>
+              <w:right w:val="single" w:color="C9D3E0" w:sz="1"/>
+            </w:tcBorders>
+            <w:shd w:fill="F4F6FA" w:val="clear"/>
+            <w:tcMar>
+              <w:top w:type="dxa" w:w="40"/>
+              <w:left w:type="dxa" w:w="90"/>
+              <w:bottom w:type="dxa" w:w="40"/>
+              <w:right w:type="dxa" w:w="90"/>
+            </w:tcMar>
+            <w:vAlign w:val="center"/>
+          </w:tcPr>
+          <w:p>
+            <w:pPr>
+              <w:spacing w:after="0" w:line="252"/>
+            </w:pPr>
+            <w:r>
+              <w:rPr>
+                <w:rFonts w:ascii="Prompt" w:cs="Prompt" w:eastAsia="Prompt" w:hAnsi="Prompt"/>
+                <w:color w:val="1A1A1A"/>
                 <w:sz w:val="18"/>
                 <w:szCs w:val="18"/>
               </w:rPr>
@@ -329,25 +333,30 @@
         </w:tc>
         <w:tc>
           <w:tcPr>
-            <w:tcW w:type="dxa" w:w="3120"/>
-            <w:tcBorders>
-              <w:top w:val="single" w:color="C9D3E0" w:sz="1"/>
-              <w:left w:val="single" w:color="C9D3E0" w:sz="1"/>
-              <w:bottom w:val="single" w:color="C9D3E0" w:sz="1"/>
-              <w:right w:val="single" w:color="C9D3E0" w:sz="1"/>
-            </w:tcBorders>
-            <w:shd w:fill="FFFFFF" w:val="clear"/>
-            <w:tcMar>
-              <w:top w:type="dxa" w:w="40"/>
-              <w:left w:type="dxa" w:w="80"/>
-              <w:bottom w:type="dxa" w:w="40"/>
-              <w:right w:type="dxa" w:w="80"/>
-            </w:tcMar>
-          </w:tcPr>
-          <w:p>
-            <w:r>
-              <w:rPr>
-                <w:rFonts w:ascii="Prompt" w:cs="Prompt" w:eastAsia="Prompt" w:hAnsi="Prompt"/>
+            <w:tcW w:type="dxa" w:w="3156"/>
+            <w:tcBorders>
+              <w:top w:val="single" w:color="C9D3E0" w:sz="1"/>
+              <w:left w:val="single" w:color="C9D3E0" w:sz="1"/>
+              <w:bottom w:val="single" w:color="C9D3E0" w:sz="1"/>
+              <w:right w:val="single" w:color="C9D3E0" w:sz="1"/>
+            </w:tcBorders>
+            <w:shd w:fill="F4F6FA" w:val="clear"/>
+            <w:tcMar>
+              <w:top w:type="dxa" w:w="40"/>
+              <w:left w:type="dxa" w:w="90"/>
+              <w:bottom w:type="dxa" w:w="40"/>
+              <w:right w:type="dxa" w:w="90"/>
+            </w:tcMar>
+            <w:vAlign w:val="center"/>
+          </w:tcPr>
+          <w:p>
+            <w:pPr>
+              <w:spacing w:after="0" w:line="252"/>
+            </w:pPr>
+            <w:r>
+              <w:rPr>
+                <w:rFonts w:ascii="Prompt" w:cs="Prompt" w:eastAsia="Prompt" w:hAnsi="Prompt"/>
+                <w:color w:val="1A1A1A"/>
                 <w:sz w:val="18"/>
                 <w:szCs w:val="18"/>
               </w:rPr>
@@ -357,27 +366,32 @@
         </w:tc>
         <w:tc>
           <w:tcPr>
-            <w:tcW w:type="dxa" w:w="3120"/>
-            <w:tcBorders>
-              <w:top w:val="single" w:color="C9D3E0" w:sz="1"/>
-              <w:left w:val="single" w:color="C9D3E0" w:sz="1"/>
-              <w:bottom w:val="single" w:color="C9D3E0" w:sz="1"/>
-              <w:right w:val="single" w:color="C9D3E0" w:sz="1"/>
-            </w:tcBorders>
-            <w:shd w:fill="FFFFFF" w:val="clear"/>
-            <w:tcMar>
-              <w:top w:type="dxa" w:w="40"/>
-              <w:left w:type="dxa" w:w="80"/>
-              <w:bottom w:type="dxa" w:w="40"/>
-              <w:right w:type="dxa" w:w="80"/>
-            </w:tcMar>
-          </w:tcPr>
-          <w:p>
+            <w:tcW w:type="dxa" w:w="3156"/>
+            <w:tcBorders>
+              <w:top w:val="single" w:color="C9D3E0" w:sz="1"/>
+              <w:left w:val="single" w:color="C9D3E0" w:sz="1"/>
+              <w:bottom w:val="single" w:color="C9D3E0" w:sz="1"/>
+              <w:right w:val="single" w:color="C9D3E0" w:sz="1"/>
+            </w:tcBorders>
+            <w:shd w:fill="F4F6FA" w:val="clear"/>
+            <w:tcMar>
+              <w:top w:type="dxa" w:w="40"/>
+              <w:left w:type="dxa" w:w="90"/>
+              <w:bottom w:type="dxa" w:w="40"/>
+              <w:right w:type="dxa" w:w="90"/>
+            </w:tcMar>
+            <w:vAlign w:val="center"/>
+          </w:tcPr>
+          <w:p>
+            <w:pPr>
+              <w:spacing w:after="0" w:line="252"/>
+            </w:pPr>
             <w:r>
               <w:rPr>
                 <w:rFonts w:ascii="Prompt" w:cs="Prompt" w:eastAsia="Prompt" w:hAnsi="Prompt"/>
                 <w:b/>
                 <w:bCs/>
+                <w:color w:val="1A1A1A"/>
                 <w:sz w:val="18"/>
                 <w:szCs w:val="18"/>
               </w:rPr>
@@ -386,6 +400,7 @@
             <w:r>
               <w:rPr>
                 <w:rFonts w:ascii="Prompt" w:cs="Prompt" w:eastAsia="Prompt" w:hAnsi="Prompt"/>
+                <w:color w:val="1A1A1A"/>
                 <w:sz w:val="18"/>
                 <w:szCs w:val="18"/>
               </w:rPr>
@@ -397,7 +412,7 @@
       <w:tr>
         <w:tc>
           <w:tcPr>
-            <w:tcW w:type="dxa" w:w="3120"/>
+            <w:tcW w:type="dxa" w:w="3156"/>
             <w:tcBorders>
               <w:top w:val="single" w:color="C9D3E0" w:sz="1"/>
               <w:left w:val="single" w:color="C9D3E0" w:sz="1"/>
@@ -407,15 +422,20 @@
             <w:shd w:fill="FFFFFF" w:val="clear"/>
             <w:tcMar>
               <w:top w:type="dxa" w:w="40"/>
-              <w:left w:type="dxa" w:w="80"/>
-              <w:bottom w:type="dxa" w:w="40"/>
-              <w:right w:type="dxa" w:w="80"/>
-            </w:tcMar>
-          </w:tcPr>
-          <w:p>
-            <w:r>
-              <w:rPr>
-                <w:rFonts w:ascii="Prompt" w:cs="Prompt" w:eastAsia="Prompt" w:hAnsi="Prompt"/>
+              <w:left w:type="dxa" w:w="90"/>
+              <w:bottom w:type="dxa" w:w="40"/>
+              <w:right w:type="dxa" w:w="90"/>
+            </w:tcMar>
+            <w:vAlign w:val="center"/>
+          </w:tcPr>
+          <w:p>
+            <w:pPr>
+              <w:spacing w:after="0" w:line="252"/>
+            </w:pPr>
+            <w:r>
+              <w:rPr>
+                <w:rFonts w:ascii="Prompt" w:cs="Prompt" w:eastAsia="Prompt" w:hAnsi="Prompt"/>
+                <w:color w:val="1A1A1A"/>
                 <w:sz w:val="18"/>
                 <w:szCs w:val="18"/>
               </w:rPr>
@@ -425,7 +445,7 @@
         </w:tc>
         <w:tc>
           <w:tcPr>
-            <w:tcW w:type="dxa" w:w="3120"/>
+            <w:tcW w:type="dxa" w:w="3156"/>
             <w:tcBorders>
               <w:top w:val="single" w:color="C9D3E0" w:sz="1"/>
               <w:left w:val="single" w:color="C9D3E0" w:sz="1"/>
@@ -435,15 +455,20 @@
             <w:shd w:fill="FFFFFF" w:val="clear"/>
             <w:tcMar>
               <w:top w:type="dxa" w:w="40"/>
-              <w:left w:type="dxa" w:w="80"/>
-              <w:bottom w:type="dxa" w:w="40"/>
-              <w:right w:type="dxa" w:w="80"/>
-            </w:tcMar>
-          </w:tcPr>
-          <w:p>
-            <w:r>
-              <w:rPr>
-                <w:rFonts w:ascii="Prompt" w:cs="Prompt" w:eastAsia="Prompt" w:hAnsi="Prompt"/>
+              <w:left w:type="dxa" w:w="90"/>
+              <w:bottom w:type="dxa" w:w="40"/>
+              <w:right w:type="dxa" w:w="90"/>
+            </w:tcMar>
+            <w:vAlign w:val="center"/>
+          </w:tcPr>
+          <w:p>
+            <w:pPr>
+              <w:spacing w:after="0" w:line="252"/>
+            </w:pPr>
+            <w:r>
+              <w:rPr>
+                <w:rFonts w:ascii="Prompt" w:cs="Prompt" w:eastAsia="Prompt" w:hAnsi="Prompt"/>
+                <w:color w:val="1A1A1A"/>
                 <w:sz w:val="18"/>
                 <w:szCs w:val="18"/>
               </w:rPr>
@@ -453,7 +478,7 @@
         </w:tc>
         <w:tc>
           <w:tcPr>
-            <w:tcW w:type="dxa" w:w="3120"/>
+            <w:tcW w:type="dxa" w:w="3156"/>
             <w:tcBorders>
               <w:top w:val="single" w:color="C9D3E0" w:sz="1"/>
               <w:left w:val="single" w:color="C9D3E0" w:sz="1"/>
@@ -463,15 +488,20 @@
             <w:shd w:fill="FFFFFF" w:val="clear"/>
             <w:tcMar>
               <w:top w:type="dxa" w:w="40"/>
-              <w:left w:type="dxa" w:w="80"/>
-              <w:bottom w:type="dxa" w:w="40"/>
-              <w:right w:type="dxa" w:w="80"/>
-            </w:tcMar>
-          </w:tcPr>
-          <w:p>
-            <w:r>
-              <w:rPr>
-                <w:rFonts w:ascii="Prompt" w:cs="Prompt" w:eastAsia="Prompt" w:hAnsi="Prompt"/>
+              <w:left w:type="dxa" w:w="90"/>
+              <w:bottom w:type="dxa" w:w="40"/>
+              <w:right w:type="dxa" w:w="90"/>
+            </w:tcMar>
+            <w:vAlign w:val="center"/>
+          </w:tcPr>
+          <w:p>
+            <w:pPr>
+              <w:spacing w:after="0" w:line="252"/>
+            </w:pPr>
+            <w:r>
+              <w:rPr>
+                <w:rFonts w:ascii="Prompt" w:cs="Prompt" w:eastAsia="Prompt" w:hAnsi="Prompt"/>
+                <w:color w:val="1A1A1A"/>
                 <w:sz w:val="18"/>
                 <w:szCs w:val="18"/>
               </w:rPr>
@@ -483,25 +513,30 @@
       <w:tr>
         <w:tc>
           <w:tcPr>
-            <w:tcW w:type="dxa" w:w="3120"/>
-            <w:tcBorders>
-              <w:top w:val="single" w:color="C9D3E0" w:sz="1"/>
-              <w:left w:val="single" w:color="C9D3E0" w:sz="1"/>
-              <w:bottom w:val="single" w:color="C9D3E0" w:sz="1"/>
-              <w:right w:val="single" w:color="C9D3E0" w:sz="1"/>
-            </w:tcBorders>
-            <w:shd w:fill="FFFFFF" w:val="clear"/>
-            <w:tcMar>
-              <w:top w:type="dxa" w:w="40"/>
-              <w:left w:type="dxa" w:w="80"/>
-              <w:bottom w:type="dxa" w:w="40"/>
-              <w:right w:type="dxa" w:w="80"/>
-            </w:tcMar>
-          </w:tcPr>
-          <w:p>
-            <w:r>
-              <w:rPr>
-                <w:rFonts w:ascii="Prompt" w:cs="Prompt" w:eastAsia="Prompt" w:hAnsi="Prompt"/>
+            <w:tcW w:type="dxa" w:w="3156"/>
+            <w:tcBorders>
+              <w:top w:val="single" w:color="C9D3E0" w:sz="1"/>
+              <w:left w:val="single" w:color="C9D3E0" w:sz="1"/>
+              <w:bottom w:val="single" w:color="C9D3E0" w:sz="1"/>
+              <w:right w:val="single" w:color="C9D3E0" w:sz="1"/>
+            </w:tcBorders>
+            <w:shd w:fill="F4F6FA" w:val="clear"/>
+            <w:tcMar>
+              <w:top w:type="dxa" w:w="40"/>
+              <w:left w:type="dxa" w:w="90"/>
+              <w:bottom w:type="dxa" w:w="40"/>
+              <w:right w:type="dxa" w:w="90"/>
+            </w:tcMar>
+            <w:vAlign w:val="center"/>
+          </w:tcPr>
+          <w:p>
+            <w:pPr>
+              <w:spacing w:after="0" w:line="252"/>
+            </w:pPr>
+            <w:r>
+              <w:rPr>
+                <w:rFonts w:ascii="Prompt" w:cs="Prompt" w:eastAsia="Prompt" w:hAnsi="Prompt"/>
+                <w:color w:val="1A1A1A"/>
                 <w:sz w:val="18"/>
                 <w:szCs w:val="18"/>
               </w:rPr>
@@ -511,25 +546,30 @@
         </w:tc>
         <w:tc>
           <w:tcPr>
-            <w:tcW w:type="dxa" w:w="3120"/>
-            <w:tcBorders>
-              <w:top w:val="single" w:color="C9D3E0" w:sz="1"/>
-              <w:left w:val="single" w:color="C9D3E0" w:sz="1"/>
-              <w:bottom w:val="single" w:color="C9D3E0" w:sz="1"/>
-              <w:right w:val="single" w:color="C9D3E0" w:sz="1"/>
-            </w:tcBorders>
-            <w:shd w:fill="FFFFFF" w:val="clear"/>
-            <w:tcMar>
-              <w:top w:type="dxa" w:w="40"/>
-              <w:left w:type="dxa" w:w="80"/>
-              <w:bottom w:type="dxa" w:w="40"/>
-              <w:right w:type="dxa" w:w="80"/>
-            </w:tcMar>
-          </w:tcPr>
-          <w:p>
-            <w:r>
-              <w:rPr>
-                <w:rFonts w:ascii="Prompt" w:cs="Prompt" w:eastAsia="Prompt" w:hAnsi="Prompt"/>
+            <w:tcW w:type="dxa" w:w="3156"/>
+            <w:tcBorders>
+              <w:top w:val="single" w:color="C9D3E0" w:sz="1"/>
+              <w:left w:val="single" w:color="C9D3E0" w:sz="1"/>
+              <w:bottom w:val="single" w:color="C9D3E0" w:sz="1"/>
+              <w:right w:val="single" w:color="C9D3E0" w:sz="1"/>
+            </w:tcBorders>
+            <w:shd w:fill="F4F6FA" w:val="clear"/>
+            <w:tcMar>
+              <w:top w:type="dxa" w:w="40"/>
+              <w:left w:type="dxa" w:w="90"/>
+              <w:bottom w:type="dxa" w:w="40"/>
+              <w:right w:type="dxa" w:w="90"/>
+            </w:tcMar>
+            <w:vAlign w:val="center"/>
+          </w:tcPr>
+          <w:p>
+            <w:pPr>
+              <w:spacing w:after="0" w:line="252"/>
+            </w:pPr>
+            <w:r>
+              <w:rPr>
+                <w:rFonts w:ascii="Prompt" w:cs="Prompt" w:eastAsia="Prompt" w:hAnsi="Prompt"/>
+                <w:color w:val="1A1A1A"/>
                 <w:sz w:val="18"/>
                 <w:szCs w:val="18"/>
               </w:rPr>
@@ -539,25 +579,30 @@
         </w:tc>
         <w:tc>
           <w:tcPr>
-            <w:tcW w:type="dxa" w:w="3120"/>
-            <w:tcBorders>
-              <w:top w:val="single" w:color="C9D3E0" w:sz="1"/>
-              <w:left w:val="single" w:color="C9D3E0" w:sz="1"/>
-              <w:bottom w:val="single" w:color="C9D3E0" w:sz="1"/>
-              <w:right w:val="single" w:color="C9D3E0" w:sz="1"/>
-            </w:tcBorders>
-            <w:shd w:fill="FFFFFF" w:val="clear"/>
-            <w:tcMar>
-              <w:top w:type="dxa" w:w="40"/>
-              <w:left w:type="dxa" w:w="80"/>
-              <w:bottom w:type="dxa" w:w="40"/>
-              <w:right w:type="dxa" w:w="80"/>
-            </w:tcMar>
-          </w:tcPr>
-          <w:p>
-            <w:r>
-              <w:rPr>
-                <w:rFonts w:ascii="Prompt" w:cs="Prompt" w:eastAsia="Prompt" w:hAnsi="Prompt"/>
+            <w:tcW w:type="dxa" w:w="3156"/>
+            <w:tcBorders>
+              <w:top w:val="single" w:color="C9D3E0" w:sz="1"/>
+              <w:left w:val="single" w:color="C9D3E0" w:sz="1"/>
+              <w:bottom w:val="single" w:color="C9D3E0" w:sz="1"/>
+              <w:right w:val="single" w:color="C9D3E0" w:sz="1"/>
+            </w:tcBorders>
+            <w:shd w:fill="F4F6FA" w:val="clear"/>
+            <w:tcMar>
+              <w:top w:type="dxa" w:w="40"/>
+              <w:left w:type="dxa" w:w="90"/>
+              <w:bottom w:type="dxa" w:w="40"/>
+              <w:right w:type="dxa" w:w="90"/>
+            </w:tcMar>
+            <w:vAlign w:val="center"/>
+          </w:tcPr>
+          <w:p>
+            <w:pPr>
+              <w:spacing w:after="0" w:line="252"/>
+            </w:pPr>
+            <w:r>
+              <w:rPr>
+                <w:rFonts w:ascii="Prompt" w:cs="Prompt" w:eastAsia="Prompt" w:hAnsi="Prompt"/>
+                <w:color w:val="1A1A1A"/>
                 <w:sz w:val="18"/>
                 <w:szCs w:val="18"/>
               </w:rPr>
@@ -569,7 +614,7 @@
       <w:tr>
         <w:tc>
           <w:tcPr>
-            <w:tcW w:type="dxa" w:w="3120"/>
+            <w:tcW w:type="dxa" w:w="3156"/>
             <w:tcBorders>
               <w:top w:val="single" w:color="C9D3E0" w:sz="1"/>
               <w:left w:val="single" w:color="C9D3E0" w:sz="1"/>
@@ -579,15 +624,20 @@
             <w:shd w:fill="FFFFFF" w:val="clear"/>
             <w:tcMar>
               <w:top w:type="dxa" w:w="40"/>
-              <w:left w:type="dxa" w:w="80"/>
-              <w:bottom w:type="dxa" w:w="40"/>
-              <w:right w:type="dxa" w:w="80"/>
-            </w:tcMar>
-          </w:tcPr>
-          <w:p>
-            <w:r>
-              <w:rPr>
-                <w:rFonts w:ascii="Prompt" w:cs="Prompt" w:eastAsia="Prompt" w:hAnsi="Prompt"/>
+              <w:left w:type="dxa" w:w="90"/>
+              <w:bottom w:type="dxa" w:w="40"/>
+              <w:right w:type="dxa" w:w="90"/>
+            </w:tcMar>
+            <w:vAlign w:val="center"/>
+          </w:tcPr>
+          <w:p>
+            <w:pPr>
+              <w:spacing w:after="0" w:line="252"/>
+            </w:pPr>
+            <w:r>
+              <w:rPr>
+                <w:rFonts w:ascii="Prompt" w:cs="Prompt" w:eastAsia="Prompt" w:hAnsi="Prompt"/>
+                <w:color w:val="1A1A1A"/>
                 <w:sz w:val="18"/>
                 <w:szCs w:val="18"/>
               </w:rPr>
@@ -597,7 +647,7 @@
         </w:tc>
         <w:tc>
           <w:tcPr>
-            <w:tcW w:type="dxa" w:w="3120"/>
+            <w:tcW w:type="dxa" w:w="3156"/>
             <w:tcBorders>
               <w:top w:val="single" w:color="C9D3E0" w:sz="1"/>
               <w:left w:val="single" w:color="C9D3E0" w:sz="1"/>
@@ -607,15 +657,20 @@
             <w:shd w:fill="FFFFFF" w:val="clear"/>
             <w:tcMar>
               <w:top w:type="dxa" w:w="40"/>
-              <w:left w:type="dxa" w:w="80"/>
-              <w:bottom w:type="dxa" w:w="40"/>
-              <w:right w:type="dxa" w:w="80"/>
-            </w:tcMar>
-          </w:tcPr>
-          <w:p>
-            <w:r>
-              <w:rPr>
-                <w:rFonts w:ascii="Prompt" w:cs="Prompt" w:eastAsia="Prompt" w:hAnsi="Prompt"/>
+              <w:left w:type="dxa" w:w="90"/>
+              <w:bottom w:type="dxa" w:w="40"/>
+              <w:right w:type="dxa" w:w="90"/>
+            </w:tcMar>
+            <w:vAlign w:val="center"/>
+          </w:tcPr>
+          <w:p>
+            <w:pPr>
+              <w:spacing w:after="0" w:line="252"/>
+            </w:pPr>
+            <w:r>
+              <w:rPr>
+                <w:rFonts w:ascii="Prompt" w:cs="Prompt" w:eastAsia="Prompt" w:hAnsi="Prompt"/>
+                <w:color w:val="1A1A1A"/>
                 <w:sz w:val="18"/>
                 <w:szCs w:val="18"/>
               </w:rPr>
@@ -625,7 +680,7 @@
         </w:tc>
         <w:tc>
           <w:tcPr>
-            <w:tcW w:type="dxa" w:w="3120"/>
+            <w:tcW w:type="dxa" w:w="3156"/>
             <w:tcBorders>
               <w:top w:val="single" w:color="C9D3E0" w:sz="1"/>
               <w:left w:val="single" w:color="C9D3E0" w:sz="1"/>
@@ -635,15 +690,20 @@
             <w:shd w:fill="FFFFFF" w:val="clear"/>
             <w:tcMar>
               <w:top w:type="dxa" w:w="40"/>
-              <w:left w:type="dxa" w:w="80"/>
-              <w:bottom w:type="dxa" w:w="40"/>
-              <w:right w:type="dxa" w:w="80"/>
-            </w:tcMar>
-          </w:tcPr>
-          <w:p>
-            <w:r>
-              <w:rPr>
-                <w:rFonts w:ascii="Prompt" w:cs="Prompt" w:eastAsia="Prompt" w:hAnsi="Prompt"/>
+              <w:left w:type="dxa" w:w="90"/>
+              <w:bottom w:type="dxa" w:w="40"/>
+              <w:right w:type="dxa" w:w="90"/>
+            </w:tcMar>
+            <w:vAlign w:val="center"/>
+          </w:tcPr>
+          <w:p>
+            <w:pPr>
+              <w:spacing w:after="0" w:line="252"/>
+            </w:pPr>
+            <w:r>
+              <w:rPr>
+                <w:rFonts w:ascii="Prompt" w:cs="Prompt" w:eastAsia="Prompt" w:hAnsi="Prompt"/>
+                <w:color w:val="1A1A1A"/>
                 <w:sz w:val="18"/>
                 <w:szCs w:val="18"/>
               </w:rPr>
@@ -655,25 +715,30 @@
       <w:tr>
         <w:tc>
           <w:tcPr>
-            <w:tcW w:type="dxa" w:w="3120"/>
-            <w:tcBorders>
-              <w:top w:val="single" w:color="C9D3E0" w:sz="1"/>
-              <w:left w:val="single" w:color="C9D3E0" w:sz="1"/>
-              <w:bottom w:val="single" w:color="C9D3E0" w:sz="1"/>
-              <w:right w:val="single" w:color="C9D3E0" w:sz="1"/>
-            </w:tcBorders>
-            <w:shd w:fill="FFFFFF" w:val="clear"/>
-            <w:tcMar>
-              <w:top w:type="dxa" w:w="40"/>
-              <w:left w:type="dxa" w:w="80"/>
-              <w:bottom w:type="dxa" w:w="40"/>
-              <w:right w:type="dxa" w:w="80"/>
-            </w:tcMar>
-          </w:tcPr>
-          <w:p>
-            <w:r>
-              <w:rPr>
-                <w:rFonts w:ascii="Prompt" w:cs="Prompt" w:eastAsia="Prompt" w:hAnsi="Prompt"/>
+            <w:tcW w:type="dxa" w:w="3156"/>
+            <w:tcBorders>
+              <w:top w:val="single" w:color="C9D3E0" w:sz="1"/>
+              <w:left w:val="single" w:color="C9D3E0" w:sz="1"/>
+              <w:bottom w:val="single" w:color="C9D3E0" w:sz="1"/>
+              <w:right w:val="single" w:color="C9D3E0" w:sz="1"/>
+            </w:tcBorders>
+            <w:shd w:fill="F4F6FA" w:val="clear"/>
+            <w:tcMar>
+              <w:top w:type="dxa" w:w="40"/>
+              <w:left w:type="dxa" w:w="90"/>
+              <w:bottom w:type="dxa" w:w="40"/>
+              <w:right w:type="dxa" w:w="90"/>
+            </w:tcMar>
+            <w:vAlign w:val="center"/>
+          </w:tcPr>
+          <w:p>
+            <w:pPr>
+              <w:spacing w:after="0" w:line="252"/>
+            </w:pPr>
+            <w:r>
+              <w:rPr>
+                <w:rFonts w:ascii="Prompt" w:cs="Prompt" w:eastAsia="Prompt" w:hAnsi="Prompt"/>
+                <w:color w:val="1A1A1A"/>
                 <w:sz w:val="18"/>
                 <w:szCs w:val="18"/>
               </w:rPr>
@@ -683,25 +748,30 @@
         </w:tc>
         <w:tc>
           <w:tcPr>
-            <w:tcW w:type="dxa" w:w="3120"/>
-            <w:tcBorders>
-              <w:top w:val="single" w:color="C9D3E0" w:sz="1"/>
-              <w:left w:val="single" w:color="C9D3E0" w:sz="1"/>
-              <w:bottom w:val="single" w:color="C9D3E0" w:sz="1"/>
-              <w:right w:val="single" w:color="C9D3E0" w:sz="1"/>
-            </w:tcBorders>
-            <w:shd w:fill="FFFFFF" w:val="clear"/>
-            <w:tcMar>
-              <w:top w:type="dxa" w:w="40"/>
-              <w:left w:type="dxa" w:w="80"/>
-              <w:bottom w:type="dxa" w:w="40"/>
-              <w:right w:type="dxa" w:w="80"/>
-            </w:tcMar>
-          </w:tcPr>
-          <w:p>
-            <w:r>
-              <w:rPr>
-                <w:rFonts w:ascii="Prompt" w:cs="Prompt" w:eastAsia="Prompt" w:hAnsi="Prompt"/>
+            <w:tcW w:type="dxa" w:w="3156"/>
+            <w:tcBorders>
+              <w:top w:val="single" w:color="C9D3E0" w:sz="1"/>
+              <w:left w:val="single" w:color="C9D3E0" w:sz="1"/>
+              <w:bottom w:val="single" w:color="C9D3E0" w:sz="1"/>
+              <w:right w:val="single" w:color="C9D3E0" w:sz="1"/>
+            </w:tcBorders>
+            <w:shd w:fill="F4F6FA" w:val="clear"/>
+            <w:tcMar>
+              <w:top w:type="dxa" w:w="40"/>
+              <w:left w:type="dxa" w:w="90"/>
+              <w:bottom w:type="dxa" w:w="40"/>
+              <w:right w:type="dxa" w:w="90"/>
+            </w:tcMar>
+            <w:vAlign w:val="center"/>
+          </w:tcPr>
+          <w:p>
+            <w:pPr>
+              <w:spacing w:after="0" w:line="252"/>
+            </w:pPr>
+            <w:r>
+              <w:rPr>
+                <w:rFonts w:ascii="Prompt" w:cs="Prompt" w:eastAsia="Prompt" w:hAnsi="Prompt"/>
+                <w:color w:val="1A1A1A"/>
                 <w:sz w:val="18"/>
                 <w:szCs w:val="18"/>
               </w:rPr>
@@ -711,25 +781,30 @@
         </w:tc>
         <w:tc>
           <w:tcPr>
-            <w:tcW w:type="dxa" w:w="3120"/>
-            <w:tcBorders>
-              <w:top w:val="single" w:color="C9D3E0" w:sz="1"/>
-              <w:left w:val="single" w:color="C9D3E0" w:sz="1"/>
-              <w:bottom w:val="single" w:color="C9D3E0" w:sz="1"/>
-              <w:right w:val="single" w:color="C9D3E0" w:sz="1"/>
-            </w:tcBorders>
-            <w:shd w:fill="FFFFFF" w:val="clear"/>
-            <w:tcMar>
-              <w:top w:type="dxa" w:w="40"/>
-              <w:left w:type="dxa" w:w="80"/>
-              <w:bottom w:type="dxa" w:w="40"/>
-              <w:right w:type="dxa" w:w="80"/>
-            </w:tcMar>
-          </w:tcPr>
-          <w:p>
-            <w:r>
-              <w:rPr>
-                <w:rFonts w:ascii="Prompt" w:cs="Prompt" w:eastAsia="Prompt" w:hAnsi="Prompt"/>
+            <w:tcW w:type="dxa" w:w="3156"/>
+            <w:tcBorders>
+              <w:top w:val="single" w:color="C9D3E0" w:sz="1"/>
+              <w:left w:val="single" w:color="C9D3E0" w:sz="1"/>
+              <w:bottom w:val="single" w:color="C9D3E0" w:sz="1"/>
+              <w:right w:val="single" w:color="C9D3E0" w:sz="1"/>
+            </w:tcBorders>
+            <w:shd w:fill="F4F6FA" w:val="clear"/>
+            <w:tcMar>
+              <w:top w:type="dxa" w:w="40"/>
+              <w:left w:type="dxa" w:w="90"/>
+              <w:bottom w:type="dxa" w:w="40"/>
+              <w:right w:type="dxa" w:w="90"/>
+            </w:tcMar>
+            <w:vAlign w:val="center"/>
+          </w:tcPr>
+          <w:p>
+            <w:pPr>
+              <w:spacing w:after="0" w:line="252"/>
+            </w:pPr>
+            <w:r>
+              <w:rPr>
+                <w:rFonts w:ascii="Prompt" w:cs="Prompt" w:eastAsia="Prompt" w:hAnsi="Prompt"/>
+                <w:color w:val="1A1A1A"/>
                 <w:sz w:val="18"/>
                 <w:szCs w:val="18"/>
               </w:rPr>
@@ -741,7 +816,7 @@
       <w:tr>
         <w:tc>
           <w:tcPr>
-            <w:tcW w:type="dxa" w:w="3120"/>
+            <w:tcW w:type="dxa" w:w="3156"/>
             <w:tcBorders>
               <w:top w:val="single" w:color="C9D3E0" w:sz="1"/>
               <w:left w:val="single" w:color="C9D3E0" w:sz="1"/>
@@ -751,15 +826,20 @@
             <w:shd w:fill="FFFFFF" w:val="clear"/>
             <w:tcMar>
               <w:top w:type="dxa" w:w="40"/>
-              <w:left w:type="dxa" w:w="80"/>
-              <w:bottom w:type="dxa" w:w="40"/>
-              <w:right w:type="dxa" w:w="80"/>
-            </w:tcMar>
-          </w:tcPr>
-          <w:p>
-            <w:r>
-              <w:rPr>
-                <w:rFonts w:ascii="Prompt" w:cs="Prompt" w:eastAsia="Prompt" w:hAnsi="Prompt"/>
+              <w:left w:type="dxa" w:w="90"/>
+              <w:bottom w:type="dxa" w:w="40"/>
+              <w:right w:type="dxa" w:w="90"/>
+            </w:tcMar>
+            <w:vAlign w:val="center"/>
+          </w:tcPr>
+          <w:p>
+            <w:pPr>
+              <w:spacing w:after="0" w:line="252"/>
+            </w:pPr>
+            <w:r>
+              <w:rPr>
+                <w:rFonts w:ascii="Prompt" w:cs="Prompt" w:eastAsia="Prompt" w:hAnsi="Prompt"/>
+                <w:color w:val="1A1A1A"/>
                 <w:sz w:val="18"/>
                 <w:szCs w:val="18"/>
               </w:rPr>
@@ -769,7 +849,7 @@
         </w:tc>
         <w:tc>
           <w:tcPr>
-            <w:tcW w:type="dxa" w:w="3120"/>
+            <w:tcW w:type="dxa" w:w="3156"/>
             <w:tcBorders>
               <w:top w:val="single" w:color="C9D3E0" w:sz="1"/>
               <w:left w:val="single" w:color="C9D3E0" w:sz="1"/>
@@ -779,15 +859,20 @@
             <w:shd w:fill="FFFFFF" w:val="clear"/>
             <w:tcMar>
               <w:top w:type="dxa" w:w="40"/>
-              <w:left w:type="dxa" w:w="80"/>
-              <w:bottom w:type="dxa" w:w="40"/>
-              <w:right w:type="dxa" w:w="80"/>
-            </w:tcMar>
-          </w:tcPr>
-          <w:p>
-            <w:r>
-              <w:rPr>
-                <w:rFonts w:ascii="Prompt" w:cs="Prompt" w:eastAsia="Prompt" w:hAnsi="Prompt"/>
+              <w:left w:type="dxa" w:w="90"/>
+              <w:bottom w:type="dxa" w:w="40"/>
+              <w:right w:type="dxa" w:w="90"/>
+            </w:tcMar>
+            <w:vAlign w:val="center"/>
+          </w:tcPr>
+          <w:p>
+            <w:pPr>
+              <w:spacing w:after="0" w:line="252"/>
+            </w:pPr>
+            <w:r>
+              <w:rPr>
+                <w:rFonts w:ascii="Prompt" w:cs="Prompt" w:eastAsia="Prompt" w:hAnsi="Prompt"/>
+                <w:color w:val="1A1A1A"/>
                 <w:sz w:val="18"/>
                 <w:szCs w:val="18"/>
               </w:rPr>
@@ -797,7 +882,7 @@
         </w:tc>
         <w:tc>
           <w:tcPr>
-            <w:tcW w:type="dxa" w:w="3120"/>
+            <w:tcW w:type="dxa" w:w="3156"/>
             <w:tcBorders>
               <w:top w:val="single" w:color="C9D3E0" w:sz="1"/>
               <w:left w:val="single" w:color="C9D3E0" w:sz="1"/>
@@ -807,15 +892,20 @@
             <w:shd w:fill="FFFFFF" w:val="clear"/>
             <w:tcMar>
               <w:top w:type="dxa" w:w="40"/>
-              <w:left w:type="dxa" w:w="80"/>
-              <w:bottom w:type="dxa" w:w="40"/>
-              <w:right w:type="dxa" w:w="80"/>
-            </w:tcMar>
-          </w:tcPr>
-          <w:p>
-            <w:r>
-              <w:rPr>
-                <w:rFonts w:ascii="Prompt" w:cs="Prompt" w:eastAsia="Prompt" w:hAnsi="Prompt"/>
+              <w:left w:type="dxa" w:w="90"/>
+              <w:bottom w:type="dxa" w:w="40"/>
+              <w:right w:type="dxa" w:w="90"/>
+            </w:tcMar>
+            <w:vAlign w:val="center"/>
+          </w:tcPr>
+          <w:p>
+            <w:pPr>
+              <w:spacing w:after="0" w:line="252"/>
+            </w:pPr>
+            <w:r>
+              <w:rPr>
+                <w:rFonts w:ascii="Prompt" w:cs="Prompt" w:eastAsia="Prompt" w:hAnsi="Prompt"/>
+                <w:color w:val="1A1A1A"/>
                 <w:sz w:val="18"/>
                 <w:szCs w:val="18"/>
               </w:rPr>
@@ -826,8 +916,145 @@
       </w:tr>
     </w:tbl>
     <w:p>
-      <w:pPr>
+      <w:r>
+        <w:br w:type="page"/>
+      </w:r>
+    </w:p>
+    <w:p>
+      <w:pPr>
+        <w:pStyle w:val="Heading1"/>
+        <w:spacing w:after="120"/>
+      </w:pPr>
+      <w:r>
+        <w:rPr>
+          <w:rFonts w:ascii="Prompt" w:cs="Prompt" w:eastAsia="Prompt" w:hAnsi="Prompt"/>
+          <w:b/>
+          <w:bCs/>
+          <w:color w:val="1F3864"/>
+          <w:sz w:val="30"/>
+          <w:szCs w:val="30"/>
+        </w:rPr>
+        <w:t xml:space="preserve">สารบัญ (Contents)</w:t>
+      </w:r>
+    </w:p>
+    <w:sdt>
+      <w:sdtPr>
+        <w:alias w:val="Contents"/>
+      </w:sdtPr>
+      <w:sdtContent>
+        <w:p>
+          <w:r>
+            <w:fldChar w:fldCharType="begin" w:dirty="true"/>
+            <w:instrText xml:space="preserve">TOC \h \o "1-3"</w:instrText>
+            <w:fldChar w:fldCharType="separate"/>
+          </w:r>
+        </w:p>
+        <w:p>
+          <w:r>
+            <w:fldChar w:fldCharType="end"/>
+          </w:r>
+        </w:p>
+      </w:sdtContent>
+    </w:sdt>
+    <w:p>
+      <w:r>
+        <w:br w:type="page"/>
+      </w:r>
+    </w:p>
+    <w:p>
+      <w:pPr>
+        <w:pBdr>
+          <w:left w:val="single" w:color="0C447C" w:sz="18" w:space="10"/>
+        </w:pBdr>
+        <w:shd w:fill="EEF3FA" w:val="clear"/>
         <w:spacing w:after="80"/>
+        <w:ind w:left="360"/>
+      </w:pPr>
+      <w:r>
+        <w:rPr>
+          <w:rFonts w:ascii="Prompt" w:cs="Prompt" w:eastAsia="Prompt" w:hAnsi="Prompt"/>
+          <w:color w:val="33425A"/>
+        </w:rPr>
+        <w:t xml:space="preserve">WS-Sale-App · build v4.2.17 · ประเมิน 27 มิ.ย. 2569 · โดย Solution Architect</w:t>
+      </w:r>
+    </w:p>
+    <w:p>
+      <w:pPr>
+        <w:pStyle w:val="Heading2"/>
+        <w:spacing w:after="120" w:before="220"/>
+      </w:pPr>
+      <w:r>
+        <w:rPr>
+          <w:rFonts w:ascii="Prompt" w:cs="Prompt" w:eastAsia="Prompt" w:hAnsi="Prompt"/>
+          <w:color w:val="0C447C"/>
+        </w:rPr>
+        <w:t xml:space="preserve">บทสรุปผู้บริหาร (Verdict)</w:t>
+      </w:r>
+    </w:p>
+    <w:p>
+      <w:pPr>
+        <w:pBdr>
+          <w:left w:val="single" w:color="0C447C" w:sz="18" w:space="10"/>
+        </w:pBdr>
+        <w:shd w:fill="EEF3FA" w:val="clear"/>
+        <w:spacing w:after="80"/>
+        <w:ind w:left="360"/>
+      </w:pPr>
+      <w:r>
+        <w:rPr>
+          <w:rFonts w:ascii="Prompt" w:cs="Prompt" w:eastAsia="Prompt" w:hAnsi="Prompt"/>
+          <w:b/>
+          <w:bCs/>
+          <w:color w:val="33425A"/>
+        </w:rPr>
+        <w:t xml:space="preserve">สถานะ: พร้อมระดับ "Soft Launch / Pilot" — ยังไม่ควรขึ้น Full Production จนกว่าจะปิดรายการ P0 (ความปลอดภัย/ความถูกต้องบัญชี)</w:t>
+      </w:r>
+    </w:p>
+    <w:p>
+      <w:pPr>
+        <w:spacing w:after="80" w:line="276"/>
+      </w:pPr>
+      <w:r>
+        <w:rPr>
+          <w:rFonts w:ascii="Prompt" w:cs="Prompt" w:eastAsia="Prompt" w:hAnsi="Prompt"/>
+        </w:rPr>
+        <w:t xml:space="preserve">ระบบมีฟังก์ชันครบตาม SRS v6.2 (17 หน้า, FR หลักครบ, deploy จริง Railway+Vercel, migration clean) — </w:t>
+      </w:r>
+      <w:r>
+        <w:rPr>
+          <w:rFonts w:ascii="Prompt" w:cs="Prompt" w:eastAsia="Prompt" w:hAnsi="Prompt"/>
+          <w:b/>
+          <w:bCs/>
+        </w:rPr>
+        <w:t xml:space="preserve">ความพร้อมด้านฟีเจอร์ ≈ 90%</w:t>
+      </w:r>
+      <w:r>
+        <w:rPr>
+          <w:rFonts w:ascii="Prompt" w:cs="Prompt" w:eastAsia="Prompt" w:hAnsi="Prompt"/>
+        </w:rPr>
+        <w:t xml:space="preserve"> แต่ความพร้อมด้าน </w:t>
+      </w:r>
+      <w:r>
+        <w:rPr>
+          <w:rFonts w:ascii="Prompt" w:cs="Prompt" w:eastAsia="Prompt" w:hAnsi="Prompt"/>
+          <w:b/>
+          <w:bCs/>
+        </w:rPr>
+        <w:t xml:space="preserve">Operations/Security ≈ 55%</w:t>
+      </w:r>
+      <w:r>
+        <w:rPr>
+          <w:rFonts w:ascii="Prompt" w:cs="Prompt" w:eastAsia="Prompt" w:hAnsi="Prompt"/>
+        </w:rPr>
+        <w:t xml:space="preserve"> ต้อง hardening ก่อนใช้งานจริงเต็มรูปแบบ</w:t>
+      </w:r>
+    </w:p>
+    <w:p>
+      <w:pPr>
+        <w:pBdr>
+          <w:bottom w:val="single" w:color="C9D3E0" w:sz="4" w:space="1"/>
+        </w:pBdr>
+        <w:spacing w:after="60"/>
       </w:pPr>
       <w:r>
         <w:t xml:space="preserve"/>
@@ -835,21 +1062,13 @@
     </w:p>
     <w:p>
       <w:pPr>
-        <w:pBdr>
-          <w:bottom w:val="single" w:color="CCCCCC" w:sz="6" w:space="1"/>
-        </w:pBdr>
-      </w:pPr>
-      <w:r>
-        <w:t xml:space="preserve"/>
-      </w:r>
-    </w:p>
-    <w:p>
-      <w:pPr>
         <w:pStyle w:val="Heading2"/>
-      </w:pPr>
-      <w:r>
-        <w:rPr>
-          <w:rFonts w:ascii="Prompt" w:cs="Prompt" w:eastAsia="Prompt" w:hAnsi="Prompt"/>
+        <w:spacing w:after="120" w:before="220"/>
+      </w:pPr>
+      <w:r>
+        <w:rPr>
+          <w:rFonts w:ascii="Prompt" w:cs="Prompt" w:eastAsia="Prompt" w:hAnsi="Prompt"/>
+          <w:color w:val="0C447C"/>
         </w:rPr>
         <w:t xml:space="preserve">🔴 P0 — ต้องแก้ก่อน Full Production (สำคัญสูงสุด)</w:t>
       </w:r>
@@ -857,10 +1076,12 @@
     <w:p>
       <w:pPr>
         <w:pStyle w:val="Heading3"/>
-      </w:pPr>
-      <w:r>
-        <w:rPr>
-          <w:rFonts w:ascii="Prompt" w:cs="Prompt" w:eastAsia="Prompt" w:hAnsi="Prompt"/>
+        <w:spacing w:after="120" w:before="220"/>
+      </w:pPr>
+      <w:r>
+        <w:rPr>
+          <w:rFonts w:ascii="Prompt" w:cs="Prompt" w:eastAsia="Prompt" w:hAnsi="Prompt"/>
+          <w:color w:val="0C447C"/>
         </w:rPr>
         <w:t xml:space="preserve">P0-1 Credentials หลุดและอ่อนแอ</w:t>
       </w:r>
@@ -872,6 +1093,7 @@
           <w:ilvl w:val="0"/>
           <w:numId w:val="2"/>
         </w:numPr>
+        <w:spacing w:after="30"/>
       </w:pPr>
       <w:r>
         <w:rPr>
@@ -895,6 +1117,7 @@
           <w:ilvl w:val="0"/>
           <w:numId w:val="2"/>
         </w:numPr>
+        <w:spacing w:after="30"/>
       </w:pPr>
       <w:r>
         <w:rPr>
@@ -918,6 +1141,7 @@
           <w:ilvl w:val="0"/>
           <w:numId w:val="2"/>
         </w:numPr>
+        <w:spacing w:after="30"/>
       </w:pPr>
       <w:r>
         <w:rPr>
@@ -947,6 +1171,7 @@
           <w:ilvl w:val="0"/>
           <w:numId w:val="2"/>
         </w:numPr>
+        <w:spacing w:after="30"/>
       </w:pPr>
       <w:r>
         <w:rPr>
@@ -966,10 +1191,12 @@
     <w:p>
       <w:pPr>
         <w:pStyle w:val="Heading3"/>
-      </w:pPr>
-      <w:r>
-        <w:rPr>
-          <w:rFonts w:ascii="Prompt" w:cs="Prompt" w:eastAsia="Prompt" w:hAnsi="Prompt"/>
+        <w:spacing w:after="120" w:before="220"/>
+      </w:pPr>
+      <w:r>
+        <w:rPr>
+          <w:rFonts w:ascii="Prompt" w:cs="Prompt" w:eastAsia="Prompt" w:hAnsi="Prompt"/>
+          <w:color w:val="0C447C"/>
         </w:rPr>
         <w:t xml:space="preserve">P0-2 ความถูกต้องบัญชี (dbo direct-write)</w:t>
       </w:r>
@@ -981,6 +1208,7 @@
           <w:ilvl w:val="0"/>
           <w:numId w:val="2"/>
         </w:numPr>
+        <w:spacing w:after="30"/>
       </w:pPr>
       <w:r>
         <w:rPr>
@@ -1010,6 +1238,7 @@
           <w:ilvl w:val="0"/>
           <w:numId w:val="2"/>
         </w:numPr>
+        <w:spacing w:after="30"/>
       </w:pPr>
       <w:r>
         <w:rPr>
@@ -1025,6 +1254,7 @@
           <w:ilvl w:val="0"/>
           <w:numId w:val="2"/>
         </w:numPr>
+        <w:spacing w:after="30"/>
       </w:pPr>
       <w:r>
         <w:rPr>
@@ -1040,6 +1270,7 @@
           <w:ilvl w:val="0"/>
           <w:numId w:val="2"/>
         </w:numPr>
+        <w:spacing w:after="30"/>
       </w:pPr>
       <w:r>
         <w:rPr>
@@ -1065,10 +1296,12 @@
     <w:p>
       <w:pPr>
         <w:pStyle w:val="Heading3"/>
-      </w:pPr>
-      <w:r>
-        <w:rPr>
-          <w:rFonts w:ascii="Prompt" w:cs="Prompt" w:eastAsia="Prompt" w:hAnsi="Prompt"/>
+        <w:spacing w:after="120" w:before="220"/>
+      </w:pPr>
+      <w:r>
+        <w:rPr>
+          <w:rFonts w:ascii="Prompt" w:cs="Prompt" w:eastAsia="Prompt" w:hAnsi="Prompt"/>
+          <w:color w:val="0C447C"/>
         </w:rPr>
         <w:t xml:space="preserve">P0-3 ตรวจสิทธิ์ DB ของ App บน Production</w:t>
       </w:r>
@@ -1080,6 +1313,7 @@
           <w:ilvl w:val="0"/>
           <w:numId w:val="2"/>
         </w:numPr>
+        <w:spacing w:after="30"/>
       </w:pPr>
       <w:r>
         <w:rPr>
@@ -1105,8 +1339,9 @@
     <w:p>
       <w:pPr>
         <w:pBdr>
-          <w:bottom w:val="single" w:color="CCCCCC" w:sz="6" w:space="1"/>
+          <w:bottom w:val="single" w:color="C9D3E0" w:sz="4" w:space="1"/>
         </w:pBdr>
+        <w:spacing w:after="60"/>
       </w:pPr>
       <w:r>
         <w:t xml:space="preserve"/>
@@ -1115,17 +1350,19 @@
     <w:p>
       <w:pPr>
         <w:pStyle w:val="Heading2"/>
-      </w:pPr>
-      <w:r>
-        <w:rPr>
-          <w:rFonts w:ascii="Prompt" w:cs="Prompt" w:eastAsia="Prompt" w:hAnsi="Prompt"/>
+        <w:spacing w:after="120" w:before="220"/>
+      </w:pPr>
+      <w:r>
+        <w:rPr>
+          <w:rFonts w:ascii="Prompt" w:cs="Prompt" w:eastAsia="Prompt" w:hAnsi="Prompt"/>
+          <w:color w:val="0C447C"/>
         </w:rPr>
         <w:t xml:space="preserve">🟡 P1 — ควรทำก่อน/ระหว่าง Pilot</w:t>
       </w:r>
     </w:p>
     <w:tbl>
       <w:tblPr>
-        <w:tblW w:type="dxa" w:w="9360"/>
+        <w:tblW w:type="dxa" w:w="9468"/>
         <w:tblBorders>
           <w:top w:val="single" w:color="auto" w:sz="4"/>
           <w:left w:val="single" w:color="auto" w:sz="4"/>
@@ -1136,9 +1373,9 @@
         </w:tblBorders>
       </w:tblPr>
       <w:tblGrid>
-        <w:gridCol w:w="3120"/>
-        <w:gridCol w:w="3120"/>
-        <w:gridCol w:w="3120"/>
+        <w:gridCol w:w="3156"/>
+        <w:gridCol w:w="3156"/>
+        <w:gridCol w:w="3156"/>
       </w:tblGrid>
       <w:tr>
         <w:trPr>
@@ -1146,7 +1383,7 @@
         </w:trPr>
         <w:tc>
           <w:tcPr>
-            <w:tcW w:type="dxa" w:w="3120"/>
+            <w:tcW w:type="dxa" w:w="3156"/>
             <w:tcBorders>
               <w:top w:val="single" w:color="C9D3E0" w:sz="1"/>
               <w:left w:val="single" w:color="C9D3E0" w:sz="1"/>
@@ -1156,12 +1393,16 @@
             <w:shd w:fill="1F3864" w:val="clear"/>
             <w:tcMar>
               <w:top w:type="dxa" w:w="40"/>
-              <w:left w:type="dxa" w:w="80"/>
-              <w:bottom w:type="dxa" w:w="40"/>
-              <w:right w:type="dxa" w:w="80"/>
-            </w:tcMar>
-          </w:tcPr>
-          <w:p>
+              <w:left w:type="dxa" w:w="90"/>
+              <w:bottom w:type="dxa" w:w="40"/>
+              <w:right w:type="dxa" w:w="90"/>
+            </w:tcMar>
+            <w:vAlign w:val="center"/>
+          </w:tcPr>
+          <w:p>
+            <w:pPr>
+              <w:spacing w:after="0" w:line="252"/>
+            </w:pPr>
             <w:r>
               <w:rPr>
                 <w:rFonts w:ascii="Prompt" w:cs="Prompt" w:eastAsia="Prompt" w:hAnsi="Prompt"/>
@@ -1177,7 +1418,7 @@
         </w:tc>
         <w:tc>
           <w:tcPr>
-            <w:tcW w:type="dxa" w:w="3120"/>
+            <w:tcW w:type="dxa" w:w="3156"/>
             <w:tcBorders>
               <w:top w:val="single" w:color="C9D3E0" w:sz="1"/>
               <w:left w:val="single" w:color="C9D3E0" w:sz="1"/>
@@ -1187,12 +1428,16 @@
             <w:shd w:fill="1F3864" w:val="clear"/>
             <w:tcMar>
               <w:top w:type="dxa" w:w="40"/>
-              <w:left w:type="dxa" w:w="80"/>
-              <w:bottom w:type="dxa" w:w="40"/>
-              <w:right w:type="dxa" w:w="80"/>
-            </w:tcMar>
-          </w:tcPr>
-          <w:p>
+              <w:left w:type="dxa" w:w="90"/>
+              <w:bottom w:type="dxa" w:w="40"/>
+              <w:right w:type="dxa" w:w="90"/>
+            </w:tcMar>
+            <w:vAlign w:val="center"/>
+          </w:tcPr>
+          <w:p>
+            <w:pPr>
+              <w:spacing w:after="0" w:line="252"/>
+            </w:pPr>
             <w:r>
               <w:rPr>
                 <w:rFonts w:ascii="Prompt" w:cs="Prompt" w:eastAsia="Prompt" w:hAnsi="Prompt"/>
@@ -1208,7 +1453,7 @@
         </w:tc>
         <w:tc>
           <w:tcPr>
-            <w:tcW w:type="dxa" w:w="3120"/>
+            <w:tcW w:type="dxa" w:w="3156"/>
             <w:tcBorders>
               <w:top w:val="single" w:color="C9D3E0" w:sz="1"/>
               <w:left w:val="single" w:color="C9D3E0" w:sz="1"/>
@@ -1218,12 +1463,16 @@
             <w:shd w:fill="1F3864" w:val="clear"/>
             <w:tcMar>
               <w:top w:type="dxa" w:w="40"/>
-              <w:left w:type="dxa" w:w="80"/>
-              <w:bottom w:type="dxa" w:w="40"/>
-              <w:right w:type="dxa" w:w="80"/>
-            </w:tcMar>
-          </w:tcPr>
-          <w:p>
+              <w:left w:type="dxa" w:w="90"/>
+              <w:bottom w:type="dxa" w:w="40"/>
+              <w:right w:type="dxa" w:w="90"/>
+            </w:tcMar>
+            <w:vAlign w:val="center"/>
+          </w:tcPr>
+          <w:p>
+            <w:pPr>
+              <w:spacing w:after="0" w:line="252"/>
+            </w:pPr>
             <w:r>
               <w:rPr>
                 <w:rFonts w:ascii="Prompt" w:cs="Prompt" w:eastAsia="Prompt" w:hAnsi="Prompt"/>
@@ -1241,7 +1490,7 @@
       <w:tr>
         <w:tc>
           <w:tcPr>
-            <w:tcW w:type="dxa" w:w="3120"/>
+            <w:tcW w:type="dxa" w:w="3156"/>
             <w:tcBorders>
               <w:top w:val="single" w:color="C9D3E0" w:sz="1"/>
               <w:left w:val="single" w:color="C9D3E0" w:sz="1"/>
@@ -1251,15 +1500,20 @@
             <w:shd w:fill="FFFFFF" w:val="clear"/>
             <w:tcMar>
               <w:top w:type="dxa" w:w="40"/>
-              <w:left w:type="dxa" w:w="80"/>
-              <w:bottom w:type="dxa" w:w="40"/>
-              <w:right w:type="dxa" w:w="80"/>
-            </w:tcMar>
-          </w:tcPr>
-          <w:p>
-            <w:r>
-              <w:rPr>
-                <w:rFonts w:ascii="Prompt" w:cs="Prompt" w:eastAsia="Prompt" w:hAnsi="Prompt"/>
+              <w:left w:type="dxa" w:w="90"/>
+              <w:bottom w:type="dxa" w:w="40"/>
+              <w:right w:type="dxa" w:w="90"/>
+            </w:tcMar>
+            <w:vAlign w:val="center"/>
+          </w:tcPr>
+          <w:p>
+            <w:pPr>
+              <w:spacing w:after="0" w:line="252"/>
+            </w:pPr>
+            <w:r>
+              <w:rPr>
+                <w:rFonts w:ascii="Prompt" w:cs="Prompt" w:eastAsia="Prompt" w:hAnsi="Prompt"/>
+                <w:color w:val="1A1A1A"/>
                 <w:sz w:val="18"/>
                 <w:szCs w:val="18"/>
               </w:rPr>
@@ -1269,7 +1523,7 @@
         </w:tc>
         <w:tc>
           <w:tcPr>
-            <w:tcW w:type="dxa" w:w="3120"/>
+            <w:tcW w:type="dxa" w:w="3156"/>
             <w:tcBorders>
               <w:top w:val="single" w:color="C9D3E0" w:sz="1"/>
               <w:left w:val="single" w:color="C9D3E0" w:sz="1"/>
@@ -1279,17 +1533,22 @@
             <w:shd w:fill="FFFFFF" w:val="clear"/>
             <w:tcMar>
               <w:top w:type="dxa" w:w="40"/>
-              <w:left w:type="dxa" w:w="80"/>
-              <w:bottom w:type="dxa" w:w="40"/>
-              <w:right w:type="dxa" w:w="80"/>
-            </w:tcMar>
-          </w:tcPr>
-          <w:p>
+              <w:left w:type="dxa" w:w="90"/>
+              <w:bottom w:type="dxa" w:w="40"/>
+              <w:right w:type="dxa" w:w="90"/>
+            </w:tcMar>
+            <w:vAlign w:val="center"/>
+          </w:tcPr>
+          <w:p>
+            <w:pPr>
+              <w:spacing w:after="0" w:line="252"/>
+            </w:pPr>
             <w:r>
               <w:rPr>
                 <w:rFonts w:ascii="Prompt" w:cs="Prompt" w:eastAsia="Prompt" w:hAnsi="Prompt"/>
                 <w:b/>
                 <w:bCs/>
+                <w:color w:val="1A1A1A"/>
                 <w:sz w:val="18"/>
                 <w:szCs w:val="18"/>
               </w:rPr>
@@ -1299,7 +1558,7 @@
         </w:tc>
         <w:tc>
           <w:tcPr>
-            <w:tcW w:type="dxa" w:w="3120"/>
+            <w:tcW w:type="dxa" w:w="3156"/>
             <w:tcBorders>
               <w:top w:val="single" w:color="C9D3E0" w:sz="1"/>
               <w:left w:val="single" w:color="C9D3E0" w:sz="1"/>
@@ -1309,15 +1568,20 @@
             <w:shd w:fill="FFFFFF" w:val="clear"/>
             <w:tcMar>
               <w:top w:type="dxa" w:w="40"/>
-              <w:left w:type="dxa" w:w="80"/>
-              <w:bottom w:type="dxa" w:w="40"/>
-              <w:right w:type="dxa" w:w="80"/>
-            </w:tcMar>
-          </w:tcPr>
-          <w:p>
-            <w:r>
-              <w:rPr>
-                <w:rFonts w:ascii="Prompt" w:cs="Prompt" w:eastAsia="Prompt" w:hAnsi="Prompt"/>
+              <w:left w:type="dxa" w:w="90"/>
+              <w:bottom w:type="dxa" w:w="40"/>
+              <w:right w:type="dxa" w:w="90"/>
+            </w:tcMar>
+            <w:vAlign w:val="center"/>
+          </w:tcPr>
+          <w:p>
+            <w:pPr>
+              <w:spacing w:after="0" w:line="252"/>
+            </w:pPr>
+            <w:r>
+              <w:rPr>
+                <w:rFonts w:ascii="Prompt" w:cs="Prompt" w:eastAsia="Prompt" w:hAnsi="Prompt"/>
+                <w:color w:val="1A1A1A"/>
                 <w:sz w:val="18"/>
                 <w:szCs w:val="18"/>
               </w:rPr>
@@ -1329,25 +1593,30 @@
       <w:tr>
         <w:tc>
           <w:tcPr>
-            <w:tcW w:type="dxa" w:w="3120"/>
-            <w:tcBorders>
-              <w:top w:val="single" w:color="C9D3E0" w:sz="1"/>
-              <w:left w:val="single" w:color="C9D3E0" w:sz="1"/>
-              <w:bottom w:val="single" w:color="C9D3E0" w:sz="1"/>
-              <w:right w:val="single" w:color="C9D3E0" w:sz="1"/>
-            </w:tcBorders>
-            <w:shd w:fill="FFFFFF" w:val="clear"/>
-            <w:tcMar>
-              <w:top w:type="dxa" w:w="40"/>
-              <w:left w:type="dxa" w:w="80"/>
-              <w:bottom w:type="dxa" w:w="40"/>
-              <w:right w:type="dxa" w:w="80"/>
-            </w:tcMar>
-          </w:tcPr>
-          <w:p>
-            <w:r>
-              <w:rPr>
-                <w:rFonts w:ascii="Prompt" w:cs="Prompt" w:eastAsia="Prompt" w:hAnsi="Prompt"/>
+            <w:tcW w:type="dxa" w:w="3156"/>
+            <w:tcBorders>
+              <w:top w:val="single" w:color="C9D3E0" w:sz="1"/>
+              <w:left w:val="single" w:color="C9D3E0" w:sz="1"/>
+              <w:bottom w:val="single" w:color="C9D3E0" w:sz="1"/>
+              <w:right w:val="single" w:color="C9D3E0" w:sz="1"/>
+            </w:tcBorders>
+            <w:shd w:fill="F4F6FA" w:val="clear"/>
+            <w:tcMar>
+              <w:top w:type="dxa" w:w="40"/>
+              <w:left w:type="dxa" w:w="90"/>
+              <w:bottom w:type="dxa" w:w="40"/>
+              <w:right w:type="dxa" w:w="90"/>
+            </w:tcMar>
+            <w:vAlign w:val="center"/>
+          </w:tcPr>
+          <w:p>
+            <w:pPr>
+              <w:spacing w:after="0" w:line="252"/>
+            </w:pPr>
+            <w:r>
+              <w:rPr>
+                <w:rFonts w:ascii="Prompt" w:cs="Prompt" w:eastAsia="Prompt" w:hAnsi="Prompt"/>
+                <w:color w:val="1A1A1A"/>
                 <w:sz w:val="18"/>
                 <w:szCs w:val="18"/>
               </w:rPr>
@@ -1357,27 +1626,32 @@
         </w:tc>
         <w:tc>
           <w:tcPr>
-            <w:tcW w:type="dxa" w:w="3120"/>
-            <w:tcBorders>
-              <w:top w:val="single" w:color="C9D3E0" w:sz="1"/>
-              <w:left w:val="single" w:color="C9D3E0" w:sz="1"/>
-              <w:bottom w:val="single" w:color="C9D3E0" w:sz="1"/>
-              <w:right w:val="single" w:color="C9D3E0" w:sz="1"/>
-            </w:tcBorders>
-            <w:shd w:fill="FFFFFF" w:val="clear"/>
-            <w:tcMar>
-              <w:top w:type="dxa" w:w="40"/>
-              <w:left w:type="dxa" w:w="80"/>
-              <w:bottom w:type="dxa" w:w="40"/>
-              <w:right w:type="dxa" w:w="80"/>
-            </w:tcMar>
-          </w:tcPr>
-          <w:p>
+            <w:tcW w:type="dxa" w:w="3156"/>
+            <w:tcBorders>
+              <w:top w:val="single" w:color="C9D3E0" w:sz="1"/>
+              <w:left w:val="single" w:color="C9D3E0" w:sz="1"/>
+              <w:bottom w:val="single" w:color="C9D3E0" w:sz="1"/>
+              <w:right w:val="single" w:color="C9D3E0" w:sz="1"/>
+            </w:tcBorders>
+            <w:shd w:fill="F4F6FA" w:val="clear"/>
+            <w:tcMar>
+              <w:top w:type="dxa" w:w="40"/>
+              <w:left w:type="dxa" w:w="90"/>
+              <w:bottom w:type="dxa" w:w="40"/>
+              <w:right w:type="dxa" w:w="90"/>
+            </w:tcMar>
+            <w:vAlign w:val="center"/>
+          </w:tcPr>
+          <w:p>
+            <w:pPr>
+              <w:spacing w:after="0" w:line="252"/>
+            </w:pPr>
             <w:r>
               <w:rPr>
                 <w:rFonts w:ascii="Prompt" w:cs="Prompt" w:eastAsia="Prompt" w:hAnsi="Prompt"/>
                 <w:b/>
                 <w:bCs/>
+                <w:color w:val="1A1A1A"/>
                 <w:sz w:val="18"/>
                 <w:szCs w:val="18"/>
               </w:rPr>
@@ -1387,25 +1661,30 @@
         </w:tc>
         <w:tc>
           <w:tcPr>
-            <w:tcW w:type="dxa" w:w="3120"/>
-            <w:tcBorders>
-              <w:top w:val="single" w:color="C9D3E0" w:sz="1"/>
-              <w:left w:val="single" w:color="C9D3E0" w:sz="1"/>
-              <w:bottom w:val="single" w:color="C9D3E0" w:sz="1"/>
-              <w:right w:val="single" w:color="C9D3E0" w:sz="1"/>
-            </w:tcBorders>
-            <w:shd w:fill="FFFFFF" w:val="clear"/>
-            <w:tcMar>
-              <w:top w:type="dxa" w:w="40"/>
-              <w:left w:type="dxa" w:w="80"/>
-              <w:bottom w:type="dxa" w:w="40"/>
-              <w:right w:type="dxa" w:w="80"/>
-            </w:tcMar>
-          </w:tcPr>
-          <w:p>
-            <w:r>
-              <w:rPr>
-                <w:rFonts w:ascii="Prompt" w:cs="Prompt" w:eastAsia="Prompt" w:hAnsi="Prompt"/>
+            <w:tcW w:type="dxa" w:w="3156"/>
+            <w:tcBorders>
+              <w:top w:val="single" w:color="C9D3E0" w:sz="1"/>
+              <w:left w:val="single" w:color="C9D3E0" w:sz="1"/>
+              <w:bottom w:val="single" w:color="C9D3E0" w:sz="1"/>
+              <w:right w:val="single" w:color="C9D3E0" w:sz="1"/>
+            </w:tcBorders>
+            <w:shd w:fill="F4F6FA" w:val="clear"/>
+            <w:tcMar>
+              <w:top w:type="dxa" w:w="40"/>
+              <w:left w:type="dxa" w:w="90"/>
+              <w:bottom w:type="dxa" w:w="40"/>
+              <w:right w:type="dxa" w:w="90"/>
+            </w:tcMar>
+            <w:vAlign w:val="center"/>
+          </w:tcPr>
+          <w:p>
+            <w:pPr>
+              <w:spacing w:after="0" w:line="252"/>
+            </w:pPr>
+            <w:r>
+              <w:rPr>
+                <w:rFonts w:ascii="Prompt" w:cs="Prompt" w:eastAsia="Prompt" w:hAnsi="Prompt"/>
+                <w:color w:val="1A1A1A"/>
                 <w:sz w:val="18"/>
                 <w:szCs w:val="18"/>
               </w:rPr>
@@ -1417,7 +1696,7 @@
       <w:tr>
         <w:tc>
           <w:tcPr>
-            <w:tcW w:type="dxa" w:w="3120"/>
+            <w:tcW w:type="dxa" w:w="3156"/>
             <w:tcBorders>
               <w:top w:val="single" w:color="C9D3E0" w:sz="1"/>
               <w:left w:val="single" w:color="C9D3E0" w:sz="1"/>
@@ -1427,15 +1706,20 @@
             <w:shd w:fill="FFFFFF" w:val="clear"/>
             <w:tcMar>
               <w:top w:type="dxa" w:w="40"/>
-              <w:left w:type="dxa" w:w="80"/>
-              <w:bottom w:type="dxa" w:w="40"/>
-              <w:right w:type="dxa" w:w="80"/>
-            </w:tcMar>
-          </w:tcPr>
-          <w:p>
-            <w:r>
-              <w:rPr>
-                <w:rFonts w:ascii="Prompt" w:cs="Prompt" w:eastAsia="Prompt" w:hAnsi="Prompt"/>
+              <w:left w:type="dxa" w:w="90"/>
+              <w:bottom w:type="dxa" w:w="40"/>
+              <w:right w:type="dxa" w:w="90"/>
+            </w:tcMar>
+            <w:vAlign w:val="center"/>
+          </w:tcPr>
+          <w:p>
+            <w:pPr>
+              <w:spacing w:after="0" w:line="252"/>
+            </w:pPr>
+            <w:r>
+              <w:rPr>
+                <w:rFonts w:ascii="Prompt" w:cs="Prompt" w:eastAsia="Prompt" w:hAnsi="Prompt"/>
+                <w:color w:val="1A1A1A"/>
                 <w:sz w:val="18"/>
                 <w:szCs w:val="18"/>
               </w:rPr>
@@ -1445,7 +1729,7 @@
         </w:tc>
         <w:tc>
           <w:tcPr>
-            <w:tcW w:type="dxa" w:w="3120"/>
+            <w:tcW w:type="dxa" w:w="3156"/>
             <w:tcBorders>
               <w:top w:val="single" w:color="C9D3E0" w:sz="1"/>
               <w:left w:val="single" w:color="C9D3E0" w:sz="1"/>
@@ -1455,17 +1739,22 @@
             <w:shd w:fill="FFFFFF" w:val="clear"/>
             <w:tcMar>
               <w:top w:type="dxa" w:w="40"/>
-              <w:left w:type="dxa" w:w="80"/>
-              <w:bottom w:type="dxa" w:w="40"/>
-              <w:right w:type="dxa" w:w="80"/>
-            </w:tcMar>
-          </w:tcPr>
-          <w:p>
+              <w:left w:type="dxa" w:w="90"/>
+              <w:bottom w:type="dxa" w:w="40"/>
+              <w:right w:type="dxa" w:w="90"/>
+            </w:tcMar>
+            <w:vAlign w:val="center"/>
+          </w:tcPr>
+          <w:p>
+            <w:pPr>
+              <w:spacing w:after="0" w:line="252"/>
+            </w:pPr>
             <w:r>
               <w:rPr>
                 <w:rFonts w:ascii="Prompt" w:cs="Prompt" w:eastAsia="Prompt" w:hAnsi="Prompt"/>
                 <w:b/>
                 <w:bCs/>
+                <w:color w:val="1A1A1A"/>
                 <w:sz w:val="18"/>
                 <w:szCs w:val="18"/>
               </w:rPr>
@@ -1475,7 +1764,7 @@
         </w:tc>
         <w:tc>
           <w:tcPr>
-            <w:tcW w:type="dxa" w:w="3120"/>
+            <w:tcW w:type="dxa" w:w="3156"/>
             <w:tcBorders>
               <w:top w:val="single" w:color="C9D3E0" w:sz="1"/>
               <w:left w:val="single" w:color="C9D3E0" w:sz="1"/>
@@ -1485,15 +1774,20 @@
             <w:shd w:fill="FFFFFF" w:val="clear"/>
             <w:tcMar>
               <w:top w:type="dxa" w:w="40"/>
-              <w:left w:type="dxa" w:w="80"/>
-              <w:bottom w:type="dxa" w:w="40"/>
-              <w:right w:type="dxa" w:w="80"/>
-            </w:tcMar>
-          </w:tcPr>
-          <w:p>
-            <w:r>
-              <w:rPr>
-                <w:rFonts w:ascii="Prompt" w:cs="Prompt" w:eastAsia="Prompt" w:hAnsi="Prompt"/>
+              <w:left w:type="dxa" w:w="90"/>
+              <w:bottom w:type="dxa" w:w="40"/>
+              <w:right w:type="dxa" w:w="90"/>
+            </w:tcMar>
+            <w:vAlign w:val="center"/>
+          </w:tcPr>
+          <w:p>
+            <w:pPr>
+              <w:spacing w:after="0" w:line="252"/>
+            </w:pPr>
+            <w:r>
+              <w:rPr>
+                <w:rFonts w:ascii="Prompt" w:cs="Prompt" w:eastAsia="Prompt" w:hAnsi="Prompt"/>
+                <w:color w:val="1A1A1A"/>
                 <w:sz w:val="18"/>
                 <w:szCs w:val="18"/>
               </w:rPr>
@@ -1505,25 +1799,30 @@
       <w:tr>
         <w:tc>
           <w:tcPr>
-            <w:tcW w:type="dxa" w:w="3120"/>
-            <w:tcBorders>
-              <w:top w:val="single" w:color="C9D3E0" w:sz="1"/>
-              <w:left w:val="single" w:color="C9D3E0" w:sz="1"/>
-              <w:bottom w:val="single" w:color="C9D3E0" w:sz="1"/>
-              <w:right w:val="single" w:color="C9D3E0" w:sz="1"/>
-            </w:tcBorders>
-            <w:shd w:fill="FFFFFF" w:val="clear"/>
-            <w:tcMar>
-              <w:top w:type="dxa" w:w="40"/>
-              <w:left w:type="dxa" w:w="80"/>
-              <w:bottom w:type="dxa" w:w="40"/>
-              <w:right w:type="dxa" w:w="80"/>
-            </w:tcMar>
-          </w:tcPr>
-          <w:p>
-            <w:r>
-              <w:rPr>
-                <w:rFonts w:ascii="Prompt" w:cs="Prompt" w:eastAsia="Prompt" w:hAnsi="Prompt"/>
+            <w:tcW w:type="dxa" w:w="3156"/>
+            <w:tcBorders>
+              <w:top w:val="single" w:color="C9D3E0" w:sz="1"/>
+              <w:left w:val="single" w:color="C9D3E0" w:sz="1"/>
+              <w:bottom w:val="single" w:color="C9D3E0" w:sz="1"/>
+              <w:right w:val="single" w:color="C9D3E0" w:sz="1"/>
+            </w:tcBorders>
+            <w:shd w:fill="F4F6FA" w:val="clear"/>
+            <w:tcMar>
+              <w:top w:type="dxa" w:w="40"/>
+              <w:left w:type="dxa" w:w="90"/>
+              <w:bottom w:type="dxa" w:w="40"/>
+              <w:right w:type="dxa" w:w="90"/>
+            </w:tcMar>
+            <w:vAlign w:val="center"/>
+          </w:tcPr>
+          <w:p>
+            <w:pPr>
+              <w:spacing w:after="0" w:line="252"/>
+            </w:pPr>
+            <w:r>
+              <w:rPr>
+                <w:rFonts w:ascii="Prompt" w:cs="Prompt" w:eastAsia="Prompt" w:hAnsi="Prompt"/>
+                <w:color w:val="1A1A1A"/>
                 <w:sz w:val="18"/>
                 <w:szCs w:val="18"/>
               </w:rPr>
@@ -1533,27 +1832,32 @@
         </w:tc>
         <w:tc>
           <w:tcPr>
-            <w:tcW w:type="dxa" w:w="3120"/>
-            <w:tcBorders>
-              <w:top w:val="single" w:color="C9D3E0" w:sz="1"/>
-              <w:left w:val="single" w:color="C9D3E0" w:sz="1"/>
-              <w:bottom w:val="single" w:color="C9D3E0" w:sz="1"/>
-              <w:right w:val="single" w:color="C9D3E0" w:sz="1"/>
-            </w:tcBorders>
-            <w:shd w:fill="FFFFFF" w:val="clear"/>
-            <w:tcMar>
-              <w:top w:type="dxa" w:w="40"/>
-              <w:left w:type="dxa" w:w="80"/>
-              <w:bottom w:type="dxa" w:w="40"/>
-              <w:right w:type="dxa" w:w="80"/>
-            </w:tcMar>
-          </w:tcPr>
-          <w:p>
+            <w:tcW w:type="dxa" w:w="3156"/>
+            <w:tcBorders>
+              <w:top w:val="single" w:color="C9D3E0" w:sz="1"/>
+              <w:left w:val="single" w:color="C9D3E0" w:sz="1"/>
+              <w:bottom w:val="single" w:color="C9D3E0" w:sz="1"/>
+              <w:right w:val="single" w:color="C9D3E0" w:sz="1"/>
+            </w:tcBorders>
+            <w:shd w:fill="F4F6FA" w:val="clear"/>
+            <w:tcMar>
+              <w:top w:type="dxa" w:w="40"/>
+              <w:left w:type="dxa" w:w="90"/>
+              <w:bottom w:type="dxa" w:w="40"/>
+              <w:right w:type="dxa" w:w="90"/>
+            </w:tcMar>
+            <w:vAlign w:val="center"/>
+          </w:tcPr>
+          <w:p>
+            <w:pPr>
+              <w:spacing w:after="0" w:line="252"/>
+            </w:pPr>
             <w:r>
               <w:rPr>
                 <w:rFonts w:ascii="Prompt" w:cs="Prompt" w:eastAsia="Prompt" w:hAnsi="Prompt"/>
                 <w:b/>
                 <w:bCs/>
+                <w:color w:val="1A1A1A"/>
                 <w:sz w:val="18"/>
                 <w:szCs w:val="18"/>
               </w:rPr>
@@ -1563,25 +1867,30 @@
         </w:tc>
         <w:tc>
           <w:tcPr>
-            <w:tcW w:type="dxa" w:w="3120"/>
-            <w:tcBorders>
-              <w:top w:val="single" w:color="C9D3E0" w:sz="1"/>
-              <w:left w:val="single" w:color="C9D3E0" w:sz="1"/>
-              <w:bottom w:val="single" w:color="C9D3E0" w:sz="1"/>
-              <w:right w:val="single" w:color="C9D3E0" w:sz="1"/>
-            </w:tcBorders>
-            <w:shd w:fill="FFFFFF" w:val="clear"/>
-            <w:tcMar>
-              <w:top w:type="dxa" w:w="40"/>
-              <w:left w:type="dxa" w:w="80"/>
-              <w:bottom w:type="dxa" w:w="40"/>
-              <w:right w:type="dxa" w:w="80"/>
-            </w:tcMar>
-          </w:tcPr>
-          <w:p>
-            <w:r>
-              <w:rPr>
-                <w:rFonts w:ascii="Prompt" w:cs="Prompt" w:eastAsia="Prompt" w:hAnsi="Prompt"/>
+            <w:tcW w:type="dxa" w:w="3156"/>
+            <w:tcBorders>
+              <w:top w:val="single" w:color="C9D3E0" w:sz="1"/>
+              <w:left w:val="single" w:color="C9D3E0" w:sz="1"/>
+              <w:bottom w:val="single" w:color="C9D3E0" w:sz="1"/>
+              <w:right w:val="single" w:color="C9D3E0" w:sz="1"/>
+            </w:tcBorders>
+            <w:shd w:fill="F4F6FA" w:val="clear"/>
+            <w:tcMar>
+              <w:top w:type="dxa" w:w="40"/>
+              <w:left w:type="dxa" w:w="90"/>
+              <w:bottom w:type="dxa" w:w="40"/>
+              <w:right w:type="dxa" w:w="90"/>
+            </w:tcMar>
+            <w:vAlign w:val="center"/>
+          </w:tcPr>
+          <w:p>
+            <w:pPr>
+              <w:spacing w:after="0" w:line="252"/>
+            </w:pPr>
+            <w:r>
+              <w:rPr>
+                <w:rFonts w:ascii="Prompt" w:cs="Prompt" w:eastAsia="Prompt" w:hAnsi="Prompt"/>
+                <w:color w:val="1A1A1A"/>
                 <w:sz w:val="18"/>
                 <w:szCs w:val="18"/>
               </w:rPr>
@@ -1593,7 +1902,7 @@
       <w:tr>
         <w:tc>
           <w:tcPr>
-            <w:tcW w:type="dxa" w:w="3120"/>
+            <w:tcW w:type="dxa" w:w="3156"/>
             <w:tcBorders>
               <w:top w:val="single" w:color="C9D3E0" w:sz="1"/>
               <w:left w:val="single" w:color="C9D3E0" w:sz="1"/>
@@ -1603,15 +1912,20 @@
             <w:shd w:fill="FFFFFF" w:val="clear"/>
             <w:tcMar>
               <w:top w:type="dxa" w:w="40"/>
-              <w:left w:type="dxa" w:w="80"/>
-              <w:bottom w:type="dxa" w:w="40"/>
-              <w:right w:type="dxa" w:w="80"/>
-            </w:tcMar>
-          </w:tcPr>
-          <w:p>
-            <w:r>
-              <w:rPr>
-                <w:rFonts w:ascii="Prompt" w:cs="Prompt" w:eastAsia="Prompt" w:hAnsi="Prompt"/>
+              <w:left w:type="dxa" w:w="90"/>
+              <w:bottom w:type="dxa" w:w="40"/>
+              <w:right w:type="dxa" w:w="90"/>
+            </w:tcMar>
+            <w:vAlign w:val="center"/>
+          </w:tcPr>
+          <w:p>
+            <w:pPr>
+              <w:spacing w:after="0" w:line="252"/>
+            </w:pPr>
+            <w:r>
+              <w:rPr>
+                <w:rFonts w:ascii="Prompt" w:cs="Prompt" w:eastAsia="Prompt" w:hAnsi="Prompt"/>
+                <w:color w:val="1A1A1A"/>
                 <w:sz w:val="18"/>
                 <w:szCs w:val="18"/>
               </w:rPr>
@@ -1621,7 +1935,7 @@
         </w:tc>
         <w:tc>
           <w:tcPr>
-            <w:tcW w:type="dxa" w:w="3120"/>
+            <w:tcW w:type="dxa" w:w="3156"/>
             <w:tcBorders>
               <w:top w:val="single" w:color="C9D3E0" w:sz="1"/>
               <w:left w:val="single" w:color="C9D3E0" w:sz="1"/>
@@ -1631,17 +1945,22 @@
             <w:shd w:fill="FFFFFF" w:val="clear"/>
             <w:tcMar>
               <w:top w:type="dxa" w:w="40"/>
-              <w:left w:type="dxa" w:w="80"/>
-              <w:bottom w:type="dxa" w:w="40"/>
-              <w:right w:type="dxa" w:w="80"/>
-            </w:tcMar>
-          </w:tcPr>
-          <w:p>
+              <w:left w:type="dxa" w:w="90"/>
+              <w:bottom w:type="dxa" w:w="40"/>
+              <w:right w:type="dxa" w:w="90"/>
+            </w:tcMar>
+            <w:vAlign w:val="center"/>
+          </w:tcPr>
+          <w:p>
+            <w:pPr>
+              <w:spacing w:after="0" w:line="252"/>
+            </w:pPr>
             <w:r>
               <w:rPr>
                 <w:rFonts w:ascii="Prompt" w:cs="Prompt" w:eastAsia="Prompt" w:hAnsi="Prompt"/>
                 <w:b/>
                 <w:bCs/>
+                <w:color w:val="1A1A1A"/>
                 <w:sz w:val="18"/>
                 <w:szCs w:val="18"/>
               </w:rPr>
@@ -1651,7 +1970,7 @@
         </w:tc>
         <w:tc>
           <w:tcPr>
-            <w:tcW w:type="dxa" w:w="3120"/>
+            <w:tcW w:type="dxa" w:w="3156"/>
             <w:tcBorders>
               <w:top w:val="single" w:color="C9D3E0" w:sz="1"/>
               <w:left w:val="single" w:color="C9D3E0" w:sz="1"/>
@@ -1661,15 +1980,20 @@
             <w:shd w:fill="FFFFFF" w:val="clear"/>
             <w:tcMar>
               <w:top w:type="dxa" w:w="40"/>
-              <w:left w:type="dxa" w:w="80"/>
-              <w:bottom w:type="dxa" w:w="40"/>
-              <w:right w:type="dxa" w:w="80"/>
-            </w:tcMar>
-          </w:tcPr>
-          <w:p>
-            <w:r>
-              <w:rPr>
-                <w:rFonts w:ascii="Prompt" w:cs="Prompt" w:eastAsia="Prompt" w:hAnsi="Prompt"/>
+              <w:left w:type="dxa" w:w="90"/>
+              <w:bottom w:type="dxa" w:w="40"/>
+              <w:right w:type="dxa" w:w="90"/>
+            </w:tcMar>
+            <w:vAlign w:val="center"/>
+          </w:tcPr>
+          <w:p>
+            <w:pPr>
+              <w:spacing w:after="0" w:line="252"/>
+            </w:pPr>
+            <w:r>
+              <w:rPr>
+                <w:rFonts w:ascii="Prompt" w:cs="Prompt" w:eastAsia="Prompt" w:hAnsi="Prompt"/>
+                <w:color w:val="1A1A1A"/>
                 <w:sz w:val="18"/>
                 <w:szCs w:val="18"/>
               </w:rPr>
@@ -1681,25 +2005,30 @@
       <w:tr>
         <w:tc>
           <w:tcPr>
-            <w:tcW w:type="dxa" w:w="3120"/>
-            <w:tcBorders>
-              <w:top w:val="single" w:color="C9D3E0" w:sz="1"/>
-              <w:left w:val="single" w:color="C9D3E0" w:sz="1"/>
-              <w:bottom w:val="single" w:color="C9D3E0" w:sz="1"/>
-              <w:right w:val="single" w:color="C9D3E0" w:sz="1"/>
-            </w:tcBorders>
-            <w:shd w:fill="FFFFFF" w:val="clear"/>
-            <w:tcMar>
-              <w:top w:type="dxa" w:w="40"/>
-              <w:left w:type="dxa" w:w="80"/>
-              <w:bottom w:type="dxa" w:w="40"/>
-              <w:right w:type="dxa" w:w="80"/>
-            </w:tcMar>
-          </w:tcPr>
-          <w:p>
-            <w:r>
-              <w:rPr>
-                <w:rFonts w:ascii="Prompt" w:cs="Prompt" w:eastAsia="Prompt" w:hAnsi="Prompt"/>
+            <w:tcW w:type="dxa" w:w="3156"/>
+            <w:tcBorders>
+              <w:top w:val="single" w:color="C9D3E0" w:sz="1"/>
+              <w:left w:val="single" w:color="C9D3E0" w:sz="1"/>
+              <w:bottom w:val="single" w:color="C9D3E0" w:sz="1"/>
+              <w:right w:val="single" w:color="C9D3E0" w:sz="1"/>
+            </w:tcBorders>
+            <w:shd w:fill="F4F6FA" w:val="clear"/>
+            <w:tcMar>
+              <w:top w:type="dxa" w:w="40"/>
+              <w:left w:type="dxa" w:w="90"/>
+              <w:bottom w:type="dxa" w:w="40"/>
+              <w:right w:type="dxa" w:w="90"/>
+            </w:tcMar>
+            <w:vAlign w:val="center"/>
+          </w:tcPr>
+          <w:p>
+            <w:pPr>
+              <w:spacing w:after="0" w:line="252"/>
+            </w:pPr>
+            <w:r>
+              <w:rPr>
+                <w:rFonts w:ascii="Prompt" w:cs="Prompt" w:eastAsia="Prompt" w:hAnsi="Prompt"/>
+                <w:color w:val="1A1A1A"/>
                 <w:sz w:val="18"/>
                 <w:szCs w:val="18"/>
               </w:rPr>
@@ -1709,27 +2038,32 @@
         </w:tc>
         <w:tc>
           <w:tcPr>
-            <w:tcW w:type="dxa" w:w="3120"/>
-            <w:tcBorders>
-              <w:top w:val="single" w:color="C9D3E0" w:sz="1"/>
-              <w:left w:val="single" w:color="C9D3E0" w:sz="1"/>
-              <w:bottom w:val="single" w:color="C9D3E0" w:sz="1"/>
-              <w:right w:val="single" w:color="C9D3E0" w:sz="1"/>
-            </w:tcBorders>
-            <w:shd w:fill="FFFFFF" w:val="clear"/>
-            <w:tcMar>
-              <w:top w:type="dxa" w:w="40"/>
-              <w:left w:type="dxa" w:w="80"/>
-              <w:bottom w:type="dxa" w:w="40"/>
-              <w:right w:type="dxa" w:w="80"/>
-            </w:tcMar>
-          </w:tcPr>
-          <w:p>
+            <w:tcW w:type="dxa" w:w="3156"/>
+            <w:tcBorders>
+              <w:top w:val="single" w:color="C9D3E0" w:sz="1"/>
+              <w:left w:val="single" w:color="C9D3E0" w:sz="1"/>
+              <w:bottom w:val="single" w:color="C9D3E0" w:sz="1"/>
+              <w:right w:val="single" w:color="C9D3E0" w:sz="1"/>
+            </w:tcBorders>
+            <w:shd w:fill="F4F6FA" w:val="clear"/>
+            <w:tcMar>
+              <w:top w:type="dxa" w:w="40"/>
+              <w:left w:type="dxa" w:w="90"/>
+              <w:bottom w:type="dxa" w:w="40"/>
+              <w:right w:type="dxa" w:w="90"/>
+            </w:tcMar>
+            <w:vAlign w:val="center"/>
+          </w:tcPr>
+          <w:p>
+            <w:pPr>
+              <w:spacing w:after="0" w:line="252"/>
+            </w:pPr>
             <w:r>
               <w:rPr>
                 <w:rFonts w:ascii="Prompt" w:cs="Prompt" w:eastAsia="Prompt" w:hAnsi="Prompt"/>
                 <w:b/>
                 <w:bCs/>
+                <w:color w:val="1A1A1A"/>
                 <w:sz w:val="18"/>
                 <w:szCs w:val="18"/>
               </w:rPr>
@@ -1739,25 +2073,30 @@
         </w:tc>
         <w:tc>
           <w:tcPr>
-            <w:tcW w:type="dxa" w:w="3120"/>
-            <w:tcBorders>
-              <w:top w:val="single" w:color="C9D3E0" w:sz="1"/>
-              <w:left w:val="single" w:color="C9D3E0" w:sz="1"/>
-              <w:bottom w:val="single" w:color="C9D3E0" w:sz="1"/>
-              <w:right w:val="single" w:color="C9D3E0" w:sz="1"/>
-            </w:tcBorders>
-            <w:shd w:fill="FFFFFF" w:val="clear"/>
-            <w:tcMar>
-              <w:top w:type="dxa" w:w="40"/>
-              <w:left w:type="dxa" w:w="80"/>
-              <w:bottom w:type="dxa" w:w="40"/>
-              <w:right w:type="dxa" w:w="80"/>
-            </w:tcMar>
-          </w:tcPr>
-          <w:p>
-            <w:r>
-              <w:rPr>
-                <w:rFonts w:ascii="Prompt" w:cs="Prompt" w:eastAsia="Prompt" w:hAnsi="Prompt"/>
+            <w:tcW w:type="dxa" w:w="3156"/>
+            <w:tcBorders>
+              <w:top w:val="single" w:color="C9D3E0" w:sz="1"/>
+              <w:left w:val="single" w:color="C9D3E0" w:sz="1"/>
+              <w:bottom w:val="single" w:color="C9D3E0" w:sz="1"/>
+              <w:right w:val="single" w:color="C9D3E0" w:sz="1"/>
+            </w:tcBorders>
+            <w:shd w:fill="F4F6FA" w:val="clear"/>
+            <w:tcMar>
+              <w:top w:type="dxa" w:w="40"/>
+              <w:left w:type="dxa" w:w="90"/>
+              <w:bottom w:type="dxa" w:w="40"/>
+              <w:right w:type="dxa" w:w="90"/>
+            </w:tcMar>
+            <w:vAlign w:val="center"/>
+          </w:tcPr>
+          <w:p>
+            <w:pPr>
+              <w:spacing w:after="0" w:line="252"/>
+            </w:pPr>
+            <w:r>
+              <w:rPr>
+                <w:rFonts w:ascii="Prompt" w:cs="Prompt" w:eastAsia="Prompt" w:hAnsi="Prompt"/>
+                <w:color w:val="1A1A1A"/>
                 <w:sz w:val="18"/>
                 <w:szCs w:val="18"/>
               </w:rPr>
@@ -1769,7 +2108,7 @@
       <w:tr>
         <w:tc>
           <w:tcPr>
-            <w:tcW w:type="dxa" w:w="3120"/>
+            <w:tcW w:type="dxa" w:w="3156"/>
             <w:tcBorders>
               <w:top w:val="single" w:color="C9D3E0" w:sz="1"/>
               <w:left w:val="single" w:color="C9D3E0" w:sz="1"/>
@@ -1779,15 +2118,20 @@
             <w:shd w:fill="FFFFFF" w:val="clear"/>
             <w:tcMar>
               <w:top w:type="dxa" w:w="40"/>
-              <w:left w:type="dxa" w:w="80"/>
-              <w:bottom w:type="dxa" w:w="40"/>
-              <w:right w:type="dxa" w:w="80"/>
-            </w:tcMar>
-          </w:tcPr>
-          <w:p>
-            <w:r>
-              <w:rPr>
-                <w:rFonts w:ascii="Prompt" w:cs="Prompt" w:eastAsia="Prompt" w:hAnsi="Prompt"/>
+              <w:left w:type="dxa" w:w="90"/>
+              <w:bottom w:type="dxa" w:w="40"/>
+              <w:right w:type="dxa" w:w="90"/>
+            </w:tcMar>
+            <w:vAlign w:val="center"/>
+          </w:tcPr>
+          <w:p>
+            <w:pPr>
+              <w:spacing w:after="0" w:line="252"/>
+            </w:pPr>
+            <w:r>
+              <w:rPr>
+                <w:rFonts w:ascii="Prompt" w:cs="Prompt" w:eastAsia="Prompt" w:hAnsi="Prompt"/>
+                <w:color w:val="1A1A1A"/>
                 <w:sz w:val="18"/>
                 <w:szCs w:val="18"/>
               </w:rPr>
@@ -1797,7 +2141,7 @@
         </w:tc>
         <w:tc>
           <w:tcPr>
-            <w:tcW w:type="dxa" w:w="3120"/>
+            <w:tcW w:type="dxa" w:w="3156"/>
             <w:tcBorders>
               <w:top w:val="single" w:color="C9D3E0" w:sz="1"/>
               <w:left w:val="single" w:color="C9D3E0" w:sz="1"/>
@@ -1807,17 +2151,22 @@
             <w:shd w:fill="FFFFFF" w:val="clear"/>
             <w:tcMar>
               <w:top w:type="dxa" w:w="40"/>
-              <w:left w:type="dxa" w:w="80"/>
-              <w:bottom w:type="dxa" w:w="40"/>
-              <w:right w:type="dxa" w:w="80"/>
-            </w:tcMar>
-          </w:tcPr>
-          <w:p>
+              <w:left w:type="dxa" w:w="90"/>
+              <w:bottom w:type="dxa" w:w="40"/>
+              <w:right w:type="dxa" w:w="90"/>
+            </w:tcMar>
+            <w:vAlign w:val="center"/>
+          </w:tcPr>
+          <w:p>
+            <w:pPr>
+              <w:spacing w:after="0" w:line="252"/>
+            </w:pPr>
             <w:r>
               <w:rPr>
                 <w:rFonts w:ascii="Prompt" w:cs="Prompt" w:eastAsia="Prompt" w:hAnsi="Prompt"/>
                 <w:b/>
                 <w:bCs/>
+                <w:color w:val="1A1A1A"/>
                 <w:sz w:val="18"/>
                 <w:szCs w:val="18"/>
               </w:rPr>
@@ -1827,7 +2176,7 @@
         </w:tc>
         <w:tc>
           <w:tcPr>
-            <w:tcW w:type="dxa" w:w="3120"/>
+            <w:tcW w:type="dxa" w:w="3156"/>
             <w:tcBorders>
               <w:top w:val="single" w:color="C9D3E0" w:sz="1"/>
               <w:left w:val="single" w:color="C9D3E0" w:sz="1"/>
@@ -1837,15 +2186,20 @@
             <w:shd w:fill="FFFFFF" w:val="clear"/>
             <w:tcMar>
               <w:top w:type="dxa" w:w="40"/>
-              <w:left w:type="dxa" w:w="80"/>
-              <w:bottom w:type="dxa" w:w="40"/>
-              <w:right w:type="dxa" w:w="80"/>
-            </w:tcMar>
-          </w:tcPr>
-          <w:p>
-            <w:r>
-              <w:rPr>
-                <w:rFonts w:ascii="Prompt" w:cs="Prompt" w:eastAsia="Prompt" w:hAnsi="Prompt"/>
+              <w:left w:type="dxa" w:w="90"/>
+              <w:bottom w:type="dxa" w:w="40"/>
+              <w:right w:type="dxa" w:w="90"/>
+            </w:tcMar>
+            <w:vAlign w:val="center"/>
+          </w:tcPr>
+          <w:p>
+            <w:pPr>
+              <w:spacing w:after="0" w:line="252"/>
+            </w:pPr>
+            <w:r>
+              <w:rPr>
+                <w:rFonts w:ascii="Prompt" w:cs="Prompt" w:eastAsia="Prompt" w:hAnsi="Prompt"/>
+                <w:color w:val="1A1A1A"/>
                 <w:sz w:val="18"/>
                 <w:szCs w:val="18"/>
               </w:rPr>
@@ -1857,7 +2211,7 @@
     </w:tbl>
     <w:p>
       <w:pPr>
-        <w:spacing w:after="80"/>
+        <w:spacing w:after="100"/>
       </w:pPr>
       <w:r>
         <w:t xml:space="preserve"/>
@@ -1866,8 +2220,9 @@
     <w:p>
       <w:pPr>
         <w:pBdr>
-          <w:bottom w:val="single" w:color="CCCCCC" w:sz="6" w:space="1"/>
+          <w:bottom w:val="single" w:color="C9D3E0" w:sz="4" w:space="1"/>
         </w:pBdr>
+        <w:spacing w:after="60"/>
       </w:pPr>
       <w:r>
         <w:t xml:space="preserve"/>
@@ -1876,17 +2231,19 @@
     <w:p>
       <w:pPr>
         <w:pStyle w:val="Heading2"/>
-      </w:pPr>
-      <w:r>
-        <w:rPr>
-          <w:rFonts w:ascii="Prompt" w:cs="Prompt" w:eastAsia="Prompt" w:hAnsi="Prompt"/>
+        <w:spacing w:after="120" w:before="220"/>
+      </w:pPr>
+      <w:r>
+        <w:rPr>
+          <w:rFonts w:ascii="Prompt" w:cs="Prompt" w:eastAsia="Prompt" w:hAnsi="Prompt"/>
+          <w:color w:val="0C447C"/>
         </w:rPr>
         <w:t xml:space="preserve">🟢 P2 — ปรับปรุงต่อเนื่อง (หลัง Go-Live)</w:t>
       </w:r>
     </w:p>
     <w:tbl>
       <w:tblPr>
-        <w:tblW w:type="dxa" w:w="9360"/>
+        <w:tblW w:type="dxa" w:w="9468"/>
         <w:tblBorders>
           <w:top w:val="single" w:color="auto" w:sz="4"/>
           <w:left w:val="single" w:color="auto" w:sz="4"/>
@@ -1897,8 +2254,8 @@
         </w:tblBorders>
       </w:tblPr>
       <w:tblGrid>
-        <w:gridCol w:w="4680"/>
-        <w:gridCol w:w="4680"/>
+        <w:gridCol w:w="4734"/>
+        <w:gridCol w:w="4734"/>
       </w:tblGrid>
       <w:tr>
         <w:trPr>
@@ -1906,7 +2263,7 @@
         </w:trPr>
         <w:tc>
           <w:tcPr>
-            <w:tcW w:type="dxa" w:w="4680"/>
+            <w:tcW w:type="dxa" w:w="4734"/>
             <w:tcBorders>
               <w:top w:val="single" w:color="C9D3E0" w:sz="1"/>
               <w:left w:val="single" w:color="C9D3E0" w:sz="1"/>
@@ -1916,12 +2273,16 @@
             <w:shd w:fill="1F3864" w:val="clear"/>
             <w:tcMar>
               <w:top w:type="dxa" w:w="40"/>
-              <w:left w:type="dxa" w:w="80"/>
-              <w:bottom w:type="dxa" w:w="40"/>
-              <w:right w:type="dxa" w:w="80"/>
-            </w:tcMar>
-          </w:tcPr>
-          <w:p>
+              <w:left w:type="dxa" w:w="90"/>
+              <w:bottom w:type="dxa" w:w="40"/>
+              <w:right w:type="dxa" w:w="90"/>
+            </w:tcMar>
+            <w:vAlign w:val="center"/>
+          </w:tcPr>
+          <w:p>
+            <w:pPr>
+              <w:spacing w:after="0" w:line="252"/>
+            </w:pPr>
             <w:r>
               <w:rPr>
                 <w:rFonts w:ascii="Prompt" w:cs="Prompt" w:eastAsia="Prompt" w:hAnsi="Prompt"/>
@@ -1937,7 +2298,7 @@
         </w:tc>
         <w:tc>
           <w:tcPr>
-            <w:tcW w:type="dxa" w:w="4680"/>
+            <w:tcW w:type="dxa" w:w="4734"/>
             <w:tcBorders>
               <w:top w:val="single" w:color="C9D3E0" w:sz="1"/>
               <w:left w:val="single" w:color="C9D3E0" w:sz="1"/>
@@ -1947,12 +2308,16 @@
             <w:shd w:fill="1F3864" w:val="clear"/>
             <w:tcMar>
               <w:top w:type="dxa" w:w="40"/>
-              <w:left w:type="dxa" w:w="80"/>
-              <w:bottom w:type="dxa" w:w="40"/>
-              <w:right w:type="dxa" w:w="80"/>
-            </w:tcMar>
-          </w:tcPr>
-          <w:p>
+              <w:left w:type="dxa" w:w="90"/>
+              <w:bottom w:type="dxa" w:w="40"/>
+              <w:right w:type="dxa" w:w="90"/>
+            </w:tcMar>
+            <w:vAlign w:val="center"/>
+          </w:tcPr>
+          <w:p>
+            <w:pPr>
+              <w:spacing w:after="0" w:line="252"/>
+            </w:pPr>
             <w:r>
               <w:rPr>
                 <w:rFonts w:ascii="Prompt" w:cs="Prompt" w:eastAsia="Prompt" w:hAnsi="Prompt"/>
@@ -1970,7 +2335,7 @@
       <w:tr>
         <w:tc>
           <w:tcPr>
-            <w:tcW w:type="dxa" w:w="4680"/>
+            <w:tcW w:type="dxa" w:w="4734"/>
             <w:tcBorders>
               <w:top w:val="single" w:color="C9D3E0" w:sz="1"/>
               <w:left w:val="single" w:color="C9D3E0" w:sz="1"/>
@@ -1980,15 +2345,20 @@
             <w:shd w:fill="FFFFFF" w:val="clear"/>
             <w:tcMar>
               <w:top w:type="dxa" w:w="40"/>
-              <w:left w:type="dxa" w:w="80"/>
-              <w:bottom w:type="dxa" w:w="40"/>
-              <w:right w:type="dxa" w:w="80"/>
-            </w:tcMar>
-          </w:tcPr>
-          <w:p>
-            <w:r>
-              <w:rPr>
-                <w:rFonts w:ascii="Prompt" w:cs="Prompt" w:eastAsia="Prompt" w:hAnsi="Prompt"/>
+              <w:left w:type="dxa" w:w="90"/>
+              <w:bottom w:type="dxa" w:w="40"/>
+              <w:right w:type="dxa" w:w="90"/>
+            </w:tcMar>
+            <w:vAlign w:val="center"/>
+          </w:tcPr>
+          <w:p>
+            <w:pPr>
+              <w:spacing w:after="0" w:line="252"/>
+            </w:pPr>
+            <w:r>
+              <w:rPr>
+                <w:rFonts w:ascii="Prompt" w:cs="Prompt" w:eastAsia="Prompt" w:hAnsi="Prompt"/>
+                <w:color w:val="1A1A1A"/>
                 <w:sz w:val="18"/>
                 <w:szCs w:val="18"/>
               </w:rPr>
@@ -1998,7 +2368,7 @@
         </w:tc>
         <w:tc>
           <w:tcPr>
-            <w:tcW w:type="dxa" w:w="4680"/>
+            <w:tcW w:type="dxa" w:w="4734"/>
             <w:tcBorders>
               <w:top w:val="single" w:color="C9D3E0" w:sz="1"/>
               <w:left w:val="single" w:color="C9D3E0" w:sz="1"/>
@@ -2008,15 +2378,20 @@
             <w:shd w:fill="FFFFFF" w:val="clear"/>
             <w:tcMar>
               <w:top w:type="dxa" w:w="40"/>
-              <w:left w:type="dxa" w:w="80"/>
-              <w:bottom w:type="dxa" w:w="40"/>
-              <w:right w:type="dxa" w:w="80"/>
-            </w:tcMar>
-          </w:tcPr>
-          <w:p>
-            <w:r>
-              <w:rPr>
-                <w:rFonts w:ascii="Prompt" w:cs="Prompt" w:eastAsia="Prompt" w:hAnsi="Prompt"/>
+              <w:left w:type="dxa" w:w="90"/>
+              <w:bottom w:type="dxa" w:w="40"/>
+              <w:right w:type="dxa" w:w="90"/>
+            </w:tcMar>
+            <w:vAlign w:val="center"/>
+          </w:tcPr>
+          <w:p>
+            <w:pPr>
+              <w:spacing w:after="0" w:line="252"/>
+            </w:pPr>
+            <w:r>
+              <w:rPr>
+                <w:rFonts w:ascii="Prompt" w:cs="Prompt" w:eastAsia="Prompt" w:hAnsi="Prompt"/>
+                <w:color w:val="1A1A1A"/>
                 <w:sz w:val="18"/>
                 <w:szCs w:val="18"/>
               </w:rPr>
@@ -2028,25 +2403,30 @@
       <w:tr>
         <w:tc>
           <w:tcPr>
-            <w:tcW w:type="dxa" w:w="4680"/>
-            <w:tcBorders>
-              <w:top w:val="single" w:color="C9D3E0" w:sz="1"/>
-              <w:left w:val="single" w:color="C9D3E0" w:sz="1"/>
-              <w:bottom w:val="single" w:color="C9D3E0" w:sz="1"/>
-              <w:right w:val="single" w:color="C9D3E0" w:sz="1"/>
-            </w:tcBorders>
-            <w:shd w:fill="FFFFFF" w:val="clear"/>
-            <w:tcMar>
-              <w:top w:type="dxa" w:w="40"/>
-              <w:left w:type="dxa" w:w="80"/>
-              <w:bottom w:type="dxa" w:w="40"/>
-              <w:right w:type="dxa" w:w="80"/>
-            </w:tcMar>
-          </w:tcPr>
-          <w:p>
-            <w:r>
-              <w:rPr>
-                <w:rFonts w:ascii="Prompt" w:cs="Prompt" w:eastAsia="Prompt" w:hAnsi="Prompt"/>
+            <w:tcW w:type="dxa" w:w="4734"/>
+            <w:tcBorders>
+              <w:top w:val="single" w:color="C9D3E0" w:sz="1"/>
+              <w:left w:val="single" w:color="C9D3E0" w:sz="1"/>
+              <w:bottom w:val="single" w:color="C9D3E0" w:sz="1"/>
+              <w:right w:val="single" w:color="C9D3E0" w:sz="1"/>
+            </w:tcBorders>
+            <w:shd w:fill="F4F6FA" w:val="clear"/>
+            <w:tcMar>
+              <w:top w:type="dxa" w:w="40"/>
+              <w:left w:type="dxa" w:w="90"/>
+              <w:bottom w:type="dxa" w:w="40"/>
+              <w:right w:type="dxa" w:w="90"/>
+            </w:tcMar>
+            <w:vAlign w:val="center"/>
+          </w:tcPr>
+          <w:p>
+            <w:pPr>
+              <w:spacing w:after="0" w:line="252"/>
+            </w:pPr>
+            <w:r>
+              <w:rPr>
+                <w:rFonts w:ascii="Prompt" w:cs="Prompt" w:eastAsia="Prompt" w:hAnsi="Prompt"/>
+                <w:color w:val="1A1A1A"/>
                 <w:sz w:val="18"/>
                 <w:szCs w:val="18"/>
               </w:rPr>
@@ -2056,25 +2436,30 @@
         </w:tc>
         <w:tc>
           <w:tcPr>
-            <w:tcW w:type="dxa" w:w="4680"/>
-            <w:tcBorders>
-              <w:top w:val="single" w:color="C9D3E0" w:sz="1"/>
-              <w:left w:val="single" w:color="C9D3E0" w:sz="1"/>
-              <w:bottom w:val="single" w:color="C9D3E0" w:sz="1"/>
-              <w:right w:val="single" w:color="C9D3E0" w:sz="1"/>
-            </w:tcBorders>
-            <w:shd w:fill="FFFFFF" w:val="clear"/>
-            <w:tcMar>
-              <w:top w:type="dxa" w:w="40"/>
-              <w:left w:type="dxa" w:w="80"/>
-              <w:bottom w:type="dxa" w:w="40"/>
-              <w:right w:type="dxa" w:w="80"/>
-            </w:tcMar>
-          </w:tcPr>
-          <w:p>
-            <w:r>
-              <w:rPr>
-                <w:rFonts w:ascii="Prompt" w:cs="Prompt" w:eastAsia="Prompt" w:hAnsi="Prompt"/>
+            <w:tcW w:type="dxa" w:w="4734"/>
+            <w:tcBorders>
+              <w:top w:val="single" w:color="C9D3E0" w:sz="1"/>
+              <w:left w:val="single" w:color="C9D3E0" w:sz="1"/>
+              <w:bottom w:val="single" w:color="C9D3E0" w:sz="1"/>
+              <w:right w:val="single" w:color="C9D3E0" w:sz="1"/>
+            </w:tcBorders>
+            <w:shd w:fill="F4F6FA" w:val="clear"/>
+            <w:tcMar>
+              <w:top w:type="dxa" w:w="40"/>
+              <w:left w:type="dxa" w:w="90"/>
+              <w:bottom w:type="dxa" w:w="40"/>
+              <w:right w:type="dxa" w:w="90"/>
+            </w:tcMar>
+            <w:vAlign w:val="center"/>
+          </w:tcPr>
+          <w:p>
+            <w:pPr>
+              <w:spacing w:after="0" w:line="252"/>
+            </w:pPr>
+            <w:r>
+              <w:rPr>
+                <w:rFonts w:ascii="Prompt" w:cs="Prompt" w:eastAsia="Prompt" w:hAnsi="Prompt"/>
+                <w:color w:val="1A1A1A"/>
                 <w:sz w:val="18"/>
                 <w:szCs w:val="18"/>
               </w:rPr>
@@ -2086,7 +2471,7 @@
       <w:tr>
         <w:tc>
           <w:tcPr>
-            <w:tcW w:type="dxa" w:w="4680"/>
+            <w:tcW w:type="dxa" w:w="4734"/>
             <w:tcBorders>
               <w:top w:val="single" w:color="C9D3E0" w:sz="1"/>
               <w:left w:val="single" w:color="C9D3E0" w:sz="1"/>
@@ -2096,15 +2481,20 @@
             <w:shd w:fill="FFFFFF" w:val="clear"/>
             <w:tcMar>
               <w:top w:type="dxa" w:w="40"/>
-              <w:left w:type="dxa" w:w="80"/>
-              <w:bottom w:type="dxa" w:w="40"/>
-              <w:right w:type="dxa" w:w="80"/>
-            </w:tcMar>
-          </w:tcPr>
-          <w:p>
-            <w:r>
-              <w:rPr>
-                <w:rFonts w:ascii="Prompt" w:cs="Prompt" w:eastAsia="Prompt" w:hAnsi="Prompt"/>
+              <w:left w:type="dxa" w:w="90"/>
+              <w:bottom w:type="dxa" w:w="40"/>
+              <w:right w:type="dxa" w:w="90"/>
+            </w:tcMar>
+            <w:vAlign w:val="center"/>
+          </w:tcPr>
+          <w:p>
+            <w:pPr>
+              <w:spacing w:after="0" w:line="252"/>
+            </w:pPr>
+            <w:r>
+              <w:rPr>
+                <w:rFonts w:ascii="Prompt" w:cs="Prompt" w:eastAsia="Prompt" w:hAnsi="Prompt"/>
+                <w:color w:val="1A1A1A"/>
                 <w:sz w:val="18"/>
                 <w:szCs w:val="18"/>
               </w:rPr>
@@ -2114,7 +2504,7 @@
         </w:tc>
         <w:tc>
           <w:tcPr>
-            <w:tcW w:type="dxa" w:w="4680"/>
+            <w:tcW w:type="dxa" w:w="4734"/>
             <w:tcBorders>
               <w:top w:val="single" w:color="C9D3E0" w:sz="1"/>
               <w:left w:val="single" w:color="C9D3E0" w:sz="1"/>
@@ -2124,15 +2514,20 @@
             <w:shd w:fill="FFFFFF" w:val="clear"/>
             <w:tcMar>
               <w:top w:type="dxa" w:w="40"/>
-              <w:left w:type="dxa" w:w="80"/>
-              <w:bottom w:type="dxa" w:w="40"/>
-              <w:right w:type="dxa" w:w="80"/>
-            </w:tcMar>
-          </w:tcPr>
-          <w:p>
-            <w:r>
-              <w:rPr>
-                <w:rFonts w:ascii="Prompt" w:cs="Prompt" w:eastAsia="Prompt" w:hAnsi="Prompt"/>
+              <w:left w:type="dxa" w:w="90"/>
+              <w:bottom w:type="dxa" w:w="40"/>
+              <w:right w:type="dxa" w:w="90"/>
+            </w:tcMar>
+            <w:vAlign w:val="center"/>
+          </w:tcPr>
+          <w:p>
+            <w:pPr>
+              <w:spacing w:after="0" w:line="252"/>
+            </w:pPr>
+            <w:r>
+              <w:rPr>
+                <w:rFonts w:ascii="Prompt" w:cs="Prompt" w:eastAsia="Prompt" w:hAnsi="Prompt"/>
+                <w:color w:val="1A1A1A"/>
                 <w:sz w:val="18"/>
                 <w:szCs w:val="18"/>
               </w:rPr>
@@ -2144,25 +2539,30 @@
       <w:tr>
         <w:tc>
           <w:tcPr>
-            <w:tcW w:type="dxa" w:w="4680"/>
-            <w:tcBorders>
-              <w:top w:val="single" w:color="C9D3E0" w:sz="1"/>
-              <w:left w:val="single" w:color="C9D3E0" w:sz="1"/>
-              <w:bottom w:val="single" w:color="C9D3E0" w:sz="1"/>
-              <w:right w:val="single" w:color="C9D3E0" w:sz="1"/>
-            </w:tcBorders>
-            <w:shd w:fill="FFFFFF" w:val="clear"/>
-            <w:tcMar>
-              <w:top w:type="dxa" w:w="40"/>
-              <w:left w:type="dxa" w:w="80"/>
-              <w:bottom w:type="dxa" w:w="40"/>
-              <w:right w:type="dxa" w:w="80"/>
-            </w:tcMar>
-          </w:tcPr>
-          <w:p>
-            <w:r>
-              <w:rPr>
-                <w:rFonts w:ascii="Prompt" w:cs="Prompt" w:eastAsia="Prompt" w:hAnsi="Prompt"/>
+            <w:tcW w:type="dxa" w:w="4734"/>
+            <w:tcBorders>
+              <w:top w:val="single" w:color="C9D3E0" w:sz="1"/>
+              <w:left w:val="single" w:color="C9D3E0" w:sz="1"/>
+              <w:bottom w:val="single" w:color="C9D3E0" w:sz="1"/>
+              <w:right w:val="single" w:color="C9D3E0" w:sz="1"/>
+            </w:tcBorders>
+            <w:shd w:fill="F4F6FA" w:val="clear"/>
+            <w:tcMar>
+              <w:top w:type="dxa" w:w="40"/>
+              <w:left w:type="dxa" w:w="90"/>
+              <w:bottom w:type="dxa" w:w="40"/>
+              <w:right w:type="dxa" w:w="90"/>
+            </w:tcMar>
+            <w:vAlign w:val="center"/>
+          </w:tcPr>
+          <w:p>
+            <w:pPr>
+              <w:spacing w:after="0" w:line="252"/>
+            </w:pPr>
+            <w:r>
+              <w:rPr>
+                <w:rFonts w:ascii="Prompt" w:cs="Prompt" w:eastAsia="Prompt" w:hAnsi="Prompt"/>
+                <w:color w:val="1A1A1A"/>
                 <w:sz w:val="18"/>
                 <w:szCs w:val="18"/>
               </w:rPr>
@@ -2172,25 +2572,30 @@
         </w:tc>
         <w:tc>
           <w:tcPr>
-            <w:tcW w:type="dxa" w:w="4680"/>
-            <w:tcBorders>
-              <w:top w:val="single" w:color="C9D3E0" w:sz="1"/>
-              <w:left w:val="single" w:color="C9D3E0" w:sz="1"/>
-              <w:bottom w:val="single" w:color="C9D3E0" w:sz="1"/>
-              <w:right w:val="single" w:color="C9D3E0" w:sz="1"/>
-            </w:tcBorders>
-            <w:shd w:fill="FFFFFF" w:val="clear"/>
-            <w:tcMar>
-              <w:top w:type="dxa" w:w="40"/>
-              <w:left w:type="dxa" w:w="80"/>
-              <w:bottom w:type="dxa" w:w="40"/>
-              <w:right w:type="dxa" w:w="80"/>
-            </w:tcMar>
-          </w:tcPr>
-          <w:p>
-            <w:r>
-              <w:rPr>
-                <w:rFonts w:ascii="Prompt" w:cs="Prompt" w:eastAsia="Prompt" w:hAnsi="Prompt"/>
+            <w:tcW w:type="dxa" w:w="4734"/>
+            <w:tcBorders>
+              <w:top w:val="single" w:color="C9D3E0" w:sz="1"/>
+              <w:left w:val="single" w:color="C9D3E0" w:sz="1"/>
+              <w:bottom w:val="single" w:color="C9D3E0" w:sz="1"/>
+              <w:right w:val="single" w:color="C9D3E0" w:sz="1"/>
+            </w:tcBorders>
+            <w:shd w:fill="F4F6FA" w:val="clear"/>
+            <w:tcMar>
+              <w:top w:type="dxa" w:w="40"/>
+              <w:left w:type="dxa" w:w="90"/>
+              <w:bottom w:type="dxa" w:w="40"/>
+              <w:right w:type="dxa" w:w="90"/>
+            </w:tcMar>
+            <w:vAlign w:val="center"/>
+          </w:tcPr>
+          <w:p>
+            <w:pPr>
+              <w:spacing w:after="0" w:line="252"/>
+            </w:pPr>
+            <w:r>
+              <w:rPr>
+                <w:rFonts w:ascii="Prompt" w:cs="Prompt" w:eastAsia="Prompt" w:hAnsi="Prompt"/>
+                <w:color w:val="1A1A1A"/>
                 <w:sz w:val="18"/>
                 <w:szCs w:val="18"/>
               </w:rPr>
@@ -2202,7 +2607,7 @@
       <w:tr>
         <w:tc>
           <w:tcPr>
-            <w:tcW w:type="dxa" w:w="4680"/>
+            <w:tcW w:type="dxa" w:w="4734"/>
             <w:tcBorders>
               <w:top w:val="single" w:color="C9D3E0" w:sz="1"/>
               <w:left w:val="single" w:color="C9D3E0" w:sz="1"/>
@@ -2212,15 +2617,20 @@
             <w:shd w:fill="FFFFFF" w:val="clear"/>
             <w:tcMar>
               <w:top w:type="dxa" w:w="40"/>
-              <w:left w:type="dxa" w:w="80"/>
-              <w:bottom w:type="dxa" w:w="40"/>
-              <w:right w:type="dxa" w:w="80"/>
-            </w:tcMar>
-          </w:tcPr>
-          <w:p>
-            <w:r>
-              <w:rPr>
-                <w:rFonts w:ascii="Prompt" w:cs="Prompt" w:eastAsia="Prompt" w:hAnsi="Prompt"/>
+              <w:left w:type="dxa" w:w="90"/>
+              <w:bottom w:type="dxa" w:w="40"/>
+              <w:right w:type="dxa" w:w="90"/>
+            </w:tcMar>
+            <w:vAlign w:val="center"/>
+          </w:tcPr>
+          <w:p>
+            <w:pPr>
+              <w:spacing w:after="0" w:line="252"/>
+            </w:pPr>
+            <w:r>
+              <w:rPr>
+                <w:rFonts w:ascii="Prompt" w:cs="Prompt" w:eastAsia="Prompt" w:hAnsi="Prompt"/>
+                <w:color w:val="1A1A1A"/>
                 <w:sz w:val="18"/>
                 <w:szCs w:val="18"/>
               </w:rPr>
@@ -2230,7 +2640,7 @@
         </w:tc>
         <w:tc>
           <w:tcPr>
-            <w:tcW w:type="dxa" w:w="4680"/>
+            <w:tcW w:type="dxa" w:w="4734"/>
             <w:tcBorders>
               <w:top w:val="single" w:color="C9D3E0" w:sz="1"/>
               <w:left w:val="single" w:color="C9D3E0" w:sz="1"/>
@@ -2240,15 +2650,20 @@
             <w:shd w:fill="FFFFFF" w:val="clear"/>
             <w:tcMar>
               <w:top w:type="dxa" w:w="40"/>
-              <w:left w:type="dxa" w:w="80"/>
-              <w:bottom w:type="dxa" w:w="40"/>
-              <w:right w:type="dxa" w:w="80"/>
-            </w:tcMar>
-          </w:tcPr>
-          <w:p>
-            <w:r>
-              <w:rPr>
-                <w:rFonts w:ascii="Prompt" w:cs="Prompt" w:eastAsia="Prompt" w:hAnsi="Prompt"/>
+              <w:left w:type="dxa" w:w="90"/>
+              <w:bottom w:type="dxa" w:w="40"/>
+              <w:right w:type="dxa" w:w="90"/>
+            </w:tcMar>
+            <w:vAlign w:val="center"/>
+          </w:tcPr>
+          <w:p>
+            <w:pPr>
+              <w:spacing w:after="0" w:line="252"/>
+            </w:pPr>
+            <w:r>
+              <w:rPr>
+                <w:rFonts w:ascii="Prompt" w:cs="Prompt" w:eastAsia="Prompt" w:hAnsi="Prompt"/>
+                <w:color w:val="1A1A1A"/>
                 <w:sz w:val="18"/>
                 <w:szCs w:val="18"/>
               </w:rPr>
@@ -2260,25 +2675,30 @@
       <w:tr>
         <w:tc>
           <w:tcPr>
-            <w:tcW w:type="dxa" w:w="4680"/>
-            <w:tcBorders>
-              <w:top w:val="single" w:color="C9D3E0" w:sz="1"/>
-              <w:left w:val="single" w:color="C9D3E0" w:sz="1"/>
-              <w:bottom w:val="single" w:color="C9D3E0" w:sz="1"/>
-              <w:right w:val="single" w:color="C9D3E0" w:sz="1"/>
-            </w:tcBorders>
-            <w:shd w:fill="FFFFFF" w:val="clear"/>
-            <w:tcMar>
-              <w:top w:type="dxa" w:w="40"/>
-              <w:left w:type="dxa" w:w="80"/>
-              <w:bottom w:type="dxa" w:w="40"/>
-              <w:right w:type="dxa" w:w="80"/>
-            </w:tcMar>
-          </w:tcPr>
-          <w:p>
-            <w:r>
-              <w:rPr>
-                <w:rFonts w:ascii="Prompt" w:cs="Prompt" w:eastAsia="Prompt" w:hAnsi="Prompt"/>
+            <w:tcW w:type="dxa" w:w="4734"/>
+            <w:tcBorders>
+              <w:top w:val="single" w:color="C9D3E0" w:sz="1"/>
+              <w:left w:val="single" w:color="C9D3E0" w:sz="1"/>
+              <w:bottom w:val="single" w:color="C9D3E0" w:sz="1"/>
+              <w:right w:val="single" w:color="C9D3E0" w:sz="1"/>
+            </w:tcBorders>
+            <w:shd w:fill="F4F6FA" w:val="clear"/>
+            <w:tcMar>
+              <w:top w:type="dxa" w:w="40"/>
+              <w:left w:type="dxa" w:w="90"/>
+              <w:bottom w:type="dxa" w:w="40"/>
+              <w:right w:type="dxa" w:w="90"/>
+            </w:tcMar>
+            <w:vAlign w:val="center"/>
+          </w:tcPr>
+          <w:p>
+            <w:pPr>
+              <w:spacing w:after="0" w:line="252"/>
+            </w:pPr>
+            <w:r>
+              <w:rPr>
+                <w:rFonts w:ascii="Prompt" w:cs="Prompt" w:eastAsia="Prompt" w:hAnsi="Prompt"/>
+                <w:color w:val="1A1A1A"/>
                 <w:sz w:val="18"/>
                 <w:szCs w:val="18"/>
               </w:rPr>
@@ -2288,25 +2708,30 @@
         </w:tc>
         <w:tc>
           <w:tcPr>
-            <w:tcW w:type="dxa" w:w="4680"/>
-            <w:tcBorders>
-              <w:top w:val="single" w:color="C9D3E0" w:sz="1"/>
-              <w:left w:val="single" w:color="C9D3E0" w:sz="1"/>
-              <w:bottom w:val="single" w:color="C9D3E0" w:sz="1"/>
-              <w:right w:val="single" w:color="C9D3E0" w:sz="1"/>
-            </w:tcBorders>
-            <w:shd w:fill="FFFFFF" w:val="clear"/>
-            <w:tcMar>
-              <w:top w:type="dxa" w:w="40"/>
-              <w:left w:type="dxa" w:w="80"/>
-              <w:bottom w:type="dxa" w:w="40"/>
-              <w:right w:type="dxa" w:w="80"/>
-            </w:tcMar>
-          </w:tcPr>
-          <w:p>
-            <w:r>
-              <w:rPr>
-                <w:rFonts w:ascii="Prompt" w:cs="Prompt" w:eastAsia="Prompt" w:hAnsi="Prompt"/>
+            <w:tcW w:type="dxa" w:w="4734"/>
+            <w:tcBorders>
+              <w:top w:val="single" w:color="C9D3E0" w:sz="1"/>
+              <w:left w:val="single" w:color="C9D3E0" w:sz="1"/>
+              <w:bottom w:val="single" w:color="C9D3E0" w:sz="1"/>
+              <w:right w:val="single" w:color="C9D3E0" w:sz="1"/>
+            </w:tcBorders>
+            <w:shd w:fill="F4F6FA" w:val="clear"/>
+            <w:tcMar>
+              <w:top w:type="dxa" w:w="40"/>
+              <w:left w:type="dxa" w:w="90"/>
+              <w:bottom w:type="dxa" w:w="40"/>
+              <w:right w:type="dxa" w:w="90"/>
+            </w:tcMar>
+            <w:vAlign w:val="center"/>
+          </w:tcPr>
+          <w:p>
+            <w:pPr>
+              <w:spacing w:after="0" w:line="252"/>
+            </w:pPr>
+            <w:r>
+              <w:rPr>
+                <w:rFonts w:ascii="Prompt" w:cs="Prompt" w:eastAsia="Prompt" w:hAnsi="Prompt"/>
+                <w:color w:val="1A1A1A"/>
                 <w:sz w:val="18"/>
                 <w:szCs w:val="18"/>
               </w:rPr>
@@ -2318,7 +2743,7 @@
     </w:tbl>
     <w:p>
       <w:pPr>
-        <w:spacing w:after="80"/>
+        <w:spacing w:after="100"/>
       </w:pPr>
       <w:r>
         <w:t xml:space="preserve"/>
@@ -2327,8 +2752,9 @@
     <w:p>
       <w:pPr>
         <w:pBdr>
-          <w:bottom w:val="single" w:color="CCCCCC" w:sz="6" w:space="1"/>
+          <w:bottom w:val="single" w:color="C9D3E0" w:sz="4" w:space="1"/>
         </w:pBdr>
+        <w:spacing w:after="60"/>
       </w:pPr>
       <w:r>
         <w:t xml:space="preserve"/>
@@ -2337,10 +2763,12 @@
     <w:p>
       <w:pPr>
         <w:pStyle w:val="Heading2"/>
-      </w:pPr>
-      <w:r>
-        <w:rPr>
-          <w:rFonts w:ascii="Prompt" w:cs="Prompt" w:eastAsia="Prompt" w:hAnsi="Prompt"/>
+        <w:spacing w:after="120" w:before="220"/>
+      </w:pPr>
+      <w:r>
+        <w:rPr>
+          <w:rFonts w:ascii="Prompt" w:cs="Prompt" w:eastAsia="Prompt" w:hAnsi="Prompt"/>
+          <w:color w:val="0C447C"/>
         </w:rPr>
         <w:t xml:space="preserve">รายการตรวจก่อน Go-Live (Go-Live Checklist)</w:t>
       </w:r>
@@ -2352,6 +2780,7 @@
           <w:ilvl w:val="0"/>
           <w:numId w:val="2"/>
         </w:numPr>
+        <w:spacing w:after="30"/>
       </w:pPr>
       <w:r>
         <w:rPr>
@@ -2381,6 +2810,7 @@
           <w:ilvl w:val="0"/>
           <w:numId w:val="2"/>
         </w:numPr>
+        <w:spacing w:after="30"/>
       </w:pPr>
       <w:r>
         <w:rPr>
@@ -2410,6 +2840,7 @@
           <w:ilvl w:val="0"/>
           <w:numId w:val="2"/>
         </w:numPr>
+        <w:spacing w:after="30"/>
       </w:pPr>
       <w:r>
         <w:rPr>
@@ -2439,6 +2870,7 @@
           <w:ilvl w:val="0"/>
           <w:numId w:val="2"/>
         </w:numPr>
+        <w:spacing w:after="30"/>
       </w:pPr>
       <w:r>
         <w:rPr>
@@ -2468,6 +2900,7 @@
           <w:ilvl w:val="0"/>
           <w:numId w:val="2"/>
         </w:numPr>
+        <w:spacing w:after="30"/>
       </w:pPr>
       <w:r>
         <w:rPr>
@@ -2497,6 +2930,7 @@
           <w:ilvl w:val="0"/>
           <w:numId w:val="2"/>
         </w:numPr>
+        <w:spacing w:after="30"/>
       </w:pPr>
       <w:r>
         <w:rPr>
@@ -2526,6 +2960,7 @@
           <w:ilvl w:val="0"/>
           <w:numId w:val="2"/>
         </w:numPr>
+        <w:spacing w:after="30"/>
       </w:pPr>
       <w:r>
         <w:rPr>
@@ -2555,6 +2990,7 @@
           <w:ilvl w:val="0"/>
           <w:numId w:val="2"/>
         </w:numPr>
+        <w:spacing w:after="30"/>
       </w:pPr>
       <w:r>
         <w:rPr>
@@ -2570,6 +3006,7 @@
           <w:ilvl w:val="0"/>
           <w:numId w:val="2"/>
         </w:numPr>
+        <w:spacing w:after="30"/>
       </w:pPr>
       <w:r>
         <w:rPr>
@@ -2585,6 +3022,7 @@
           <w:ilvl w:val="0"/>
           <w:numId w:val="2"/>
         </w:numPr>
+        <w:spacing w:after="30"/>
       </w:pPr>
       <w:r>
         <w:rPr>
@@ -2596,8 +3034,9 @@
     <w:p>
       <w:pPr>
         <w:pBdr>
-          <w:bottom w:val="single" w:color="CCCCCC" w:sz="6" w:space="1"/>
+          <w:bottom w:val="single" w:color="C9D3E0" w:sz="4" w:space="1"/>
         </w:pBdr>
+        <w:spacing w:after="60"/>
       </w:pPr>
       <w:r>
         <w:t xml:space="preserve"/>
@@ -2606,10 +3045,12 @@
     <w:p>
       <w:pPr>
         <w:pStyle w:val="Heading2"/>
-      </w:pPr>
-      <w:r>
-        <w:rPr>
-          <w:rFonts w:ascii="Prompt" w:cs="Prompt" w:eastAsia="Prompt" w:hAnsi="Prompt"/>
+        <w:spacing w:after="120" w:before="220"/>
+      </w:pPr>
+      <w:r>
+        <w:rPr>
+          <w:rFonts w:ascii="Prompt" w:cs="Prompt" w:eastAsia="Prompt" w:hAnsi="Prompt"/>
+          <w:color w:val="0C447C"/>
         </w:rPr>
         <w:t xml:space="preserve">ข้อสรุปและคำแนะนำ</w:t>
       </w:r>
@@ -2621,6 +3062,7 @@
           <w:ilvl w:val="0"/>
           <w:numId w:val="3"/>
         </w:numPr>
+        <w:spacing w:after="30"/>
       </w:pPr>
       <w:r>
         <w:rPr>
@@ -2658,6 +3100,7 @@
           <w:ilvl w:val="0"/>
           <w:numId w:val="3"/>
         </w:numPr>
+        <w:spacing w:after="30"/>
       </w:pPr>
       <w:r>
         <w:rPr>
@@ -2681,6 +3124,7 @@
           <w:ilvl w:val="0"/>
           <w:numId w:val="3"/>
         </w:numPr>
+        <w:spacing w:after="30"/>
       </w:pPr>
       <w:r>
         <w:rPr>
@@ -2710,6 +3154,7 @@
           <w:ilvl w:val="0"/>
           <w:numId w:val="3"/>
         </w:numPr>
+        <w:spacing w:after="30"/>
       </w:pPr>
       <w:r>
         <w:rPr>
@@ -2729,15 +3174,16 @@
     <w:p>
       <w:pPr>
         <w:pBdr>
-          <w:left w:val="single" w:color="2E75B6" w:sz="12" w:space="8"/>
+          <w:left w:val="single" w:color="0C447C" w:sz="18" w:space="10"/>
         </w:pBdr>
-        <w:spacing w:after="60"/>
+        <w:shd w:fill="EEF3FA" w:val="clear"/>
+        <w:spacing w:after="80"/>
         <w:ind w:left="360"/>
       </w:pPr>
       <w:r>
         <w:rPr>
           <w:rFonts w:ascii="Prompt" w:cs="Prompt" w:eastAsia="Prompt" w:hAnsi="Prompt"/>
-          <w:color w:val="444444"/>
+          <w:color w:val="33425A"/>
         </w:rPr>
         <w:t xml:space="preserve">โดยรวม: ระบบ "ใช้งานได้จริงและออกแบบดี" แต่ต้อง </w:t>
       </w:r>
@@ -2746,21 +3192,23 @@
           <w:rFonts w:ascii="Prompt" w:cs="Prompt" w:eastAsia="Prompt" w:hAnsi="Prompt"/>
           <w:b/>
           <w:bCs/>
-          <w:color w:val="444444"/>
+          <w:color w:val="33425A"/>
         </w:rPr>
         <w:t xml:space="preserve">harden ด้าน security/ops</w:t>
       </w:r>
       <w:r>
         <w:rPr>
           <w:rFonts w:ascii="Prompt" w:cs="Prompt" w:eastAsia="Prompt" w:hAnsi="Prompt"/>
-          <w:color w:val="444444"/>
+          <w:color w:val="33425A"/>
         </w:rPr>
         <w:t xml:space="preserve"> ให้ถึงมาตรฐาน production ก่อนใช้เต็มรูปแบบ — ซึ่งเป็นงานปิด gap ที่ชัดเจนและทำได้ในเวลาสั้น</w:t>
       </w:r>
     </w:p>
     <w:sectPr>
-      <w:pgSz w:w="12240" w:h="15840" w:orient="portrait"/>
-      <w:pgMar w:top="1440" w:right="1080" w:bottom="1440" w:left="1080" w:header="708" w:footer="708" w:gutter="0"/>
+      <w:headerReference w:type="default" r:id="rId7"/>
+      <w:footerReference w:type="default" r:id="rId8"/>
+      <w:pgSz w:w="11906" w:h="16838" w:orient="portrait"/>
+      <w:pgMar w:top="1200" w:right="1080" w:bottom="1200" w:left="1080" w:header="708" w:footer="708" w:gutter="0"/>
       <w:pgNumType/>
       <w:docGrid w:linePitch="360"/>
     </w:sectPr>
@@ -2809,6 +3257,46 @@
 </w:endnotes>
 </file>
 
+<file path=word/footer1.xml><?xml version="1.0" encoding="utf-8"?>
+<w:ftr xmlns:wpc="http://schemas.microsoft.com/office/word/2010/wordprocessingCanvas" xmlns:mc="http://schemas.openxmlformats.org/markup-compatibility/2006" xmlns:o="urn:schemas-microsoft-com:office:office" xmlns:r="http://schemas.openxmlformats.org/officeDocument/2006/relationships" xmlns:m="http://schemas.openxmlformats.org/officeDocument/2006/math" xmlns:v="urn:schemas-microsoft-com:vml" xmlns:wp14="http://schemas.microsoft.com/office/word/2010/wordprocessingDrawing" xmlns:wp="http://schemas.openxmlformats.org/drawingml/2006/wordprocessingDrawing" xmlns:w10="urn:schemas-microsoft-com:office:word" xmlns:w="http://schemas.openxmlformats.org/wordprocessingml/2006/main" xmlns:w14="http://schemas.microsoft.com/office/word/2010/wordml" xmlns:w15="http://schemas.microsoft.com/office/word/2012/wordml" xmlns:wpg="http://schemas.microsoft.com/office/word/2010/wordprocessingGroup" xmlns:wpi="http://schemas.microsoft.com/office/word/2010/wordprocessingInk" xmlns:wne="http://schemas.microsoft.com/office/word/2006/wordml" xmlns:wps="http://schemas.microsoft.com/office/word/2010/wordprocessingShape">
+  <w:p>
+    <w:pPr>
+      <w:pBdr>
+        <w:top w:val="single" w:color="C9D3E0" w:sz="4" w:space="4"/>
+      </w:pBdr>
+      <w:jc w:val="center"/>
+    </w:pPr>
+    <w:r>
+      <w:rPr>
+        <w:rFonts w:ascii="Prompt" w:cs="Prompt" w:eastAsia="Prompt" w:hAnsi="Prompt"/>
+        <w:color w:val="999999"/>
+        <w:sz w:val="14"/>
+        <w:szCs w:val="14"/>
+      </w:rPr>
+      <w:t xml:space="preserve">WS-Sale-App · v7.0 · </w:t>
+    </w:r>
+    <w:r>
+      <w:rPr>
+        <w:rFonts w:ascii="Prompt" w:cs="Prompt" w:eastAsia="Prompt" w:hAnsi="Prompt"/>
+        <w:color w:val="999999"/>
+        <w:sz w:val="14"/>
+        <w:szCs w:val="14"/>
+      </w:rPr>
+      <w:t xml:space="preserve">หน้า </w:t>
+      <w:fldChar w:fldCharType="begin"/>
+      <w:instrText xml:space="preserve">PAGE</w:instrText>
+      <w:fldChar w:fldCharType="separate"/>
+      <w:fldChar w:fldCharType="end"/>
+      <w:t xml:space="preserve"> / </w:t>
+      <w:fldChar w:fldCharType="begin"/>
+      <w:instrText xml:space="preserve">NUMPAGES</w:instrText>
+      <w:fldChar w:fldCharType="separate"/>
+      <w:fldChar w:fldCharType="end"/>
+    </w:r>
+  </w:p>
+</w:ftr>
+</file>
+
 <file path=word/footnotes.xml><?xml version="1.0" encoding="utf-8"?>
 <w:footnotes xmlns:wpc="http://schemas.microsoft.com/office/word/2010/wordprocessingCanvas" xmlns:mc="http://schemas.openxmlformats.org/markup-compatibility/2006" xmlns:o="urn:schemas-microsoft-com:office:office" xmlns:r="http://schemas.openxmlformats.org/officeDocument/2006/relationships" xmlns:m="http://schemas.openxmlformats.org/officeDocument/2006/math" xmlns:v="urn:schemas-microsoft-com:vml" xmlns:wp14="http://schemas.microsoft.com/office/word/2010/wordprocessingDrawing" xmlns:wp="http://schemas.openxmlformats.org/drawingml/2006/wordprocessingDrawing" xmlns:w10="urn:schemas-microsoft-com:office:word" xmlns:w="http://schemas.openxmlformats.org/wordprocessingml/2006/main" xmlns:w14="http://schemas.microsoft.com/office/word/2010/wordml" xmlns:w15="http://schemas.microsoft.com/office/word/2012/wordml" xmlns:wpg="http://schemas.microsoft.com/office/word/2010/wordprocessingGroup" xmlns:wpi="http://schemas.microsoft.com/office/word/2010/wordprocessingInk" xmlns:wne="http://schemas.microsoft.com/office/word/2006/wordml" xmlns:wps="http://schemas.microsoft.com/office/word/2010/wordprocessingShape" mc:Ignorable="w14 w15 wp14">
   <w:footnote w:type="separator" w:id="-1">
@@ -2844,6 +3332,39 @@
     </w:p>
   </w:footnote>
 </w:footnotes>
+</file>
+
+<file path=word/header1.xml><?xml version="1.0" encoding="utf-8"?>
+<w:hdr xmlns:wpc="http://schemas.microsoft.com/office/word/2010/wordprocessingCanvas" xmlns:mc="http://schemas.openxmlformats.org/markup-compatibility/2006" xmlns:o="urn:schemas-microsoft-com:office:office" xmlns:r="http://schemas.openxmlformats.org/officeDocument/2006/relationships" xmlns:m="http://schemas.openxmlformats.org/officeDocument/2006/math" xmlns:v="urn:schemas-microsoft-com:vml" xmlns:wp14="http://schemas.microsoft.com/office/word/2010/wordprocessingDrawing" xmlns:wp="http://schemas.openxmlformats.org/drawingml/2006/wordprocessingDrawing" xmlns:w10="urn:schemas-microsoft-com:office:word" xmlns:w="http://schemas.openxmlformats.org/wordprocessingml/2006/main" xmlns:w14="http://schemas.microsoft.com/office/word/2010/wordml" xmlns:w15="http://schemas.microsoft.com/office/word/2012/wordml" xmlns:wpg="http://schemas.microsoft.com/office/word/2010/wordprocessingGroup" xmlns:wpi="http://schemas.microsoft.com/office/word/2010/wordprocessingInk" xmlns:wne="http://schemas.microsoft.com/office/word/2006/wordml" xmlns:wps="http://schemas.microsoft.com/office/word/2010/wordprocessingShape" xmlns:cx="http://schemas.microsoft.com/office/drawing/2014/chartex" xmlns:cx1="http://schemas.microsoft.com/office/drawing/2015/9/8/chartex" xmlns:cx2="http://schemas.microsoft.com/office/drawing/2015/10/21/chartex" xmlns:cx3="http://schemas.microsoft.com/office/drawing/2016/5/9/chartex" xmlns:cx4="http://schemas.microsoft.com/office/drawing/2016/5/10/chartex" xmlns:cx5="http://schemas.microsoft.com/office/drawing/2016/5/11/chartex" xmlns:cx6="http://schemas.microsoft.com/office/drawing/2016/5/12/chartex" xmlns:cx7="http://schemas.microsoft.com/office/drawing/2016/5/13/chartex" xmlns:cx8="http://schemas.microsoft.com/office/drawing/2016/5/14/chartex" xmlns:w16cid="http://schemas.microsoft.com/office/word/2016/wordml/cid" xmlns:w16se="http://schemas.microsoft.com/office/word/2015/wordml/symex">
+  <w:p>
+    <w:pPr>
+      <w:pBdr>
+        <w:bottom w:val="single" w:color="0C447C" w:sz="4" w:space="4"/>
+      </w:pBdr>
+      <w:tabs>
+        <w:tab w:val="right" w:pos="9026"/>
+      </w:tabs>
+    </w:pPr>
+    <w:r>
+      <w:rPr>
+        <w:rFonts w:ascii="Prompt" w:cs="Prompt" w:eastAsia="Prompt" w:hAnsi="Prompt"/>
+        <w:color w:val="0C447C"/>
+        <w:sz w:val="14"/>
+        <w:szCs w:val="14"/>
+      </w:rPr>
+      <w:t xml:space="preserve">05 — ประเมินความพร้อม Production (Production Readiness Asses</w:t>
+    </w:r>
+    <w:r>
+      <w:rPr>
+        <w:rFonts w:ascii="Prompt" w:cs="Prompt" w:eastAsia="Prompt" w:hAnsi="Prompt"/>
+        <w:color w:val="999999"/>
+        <w:sz w:val="14"/>
+        <w:szCs w:val="14"/>
+      </w:rPr>
+      <w:t xml:space="preserve">	World Fert · Confidential</w:t>
+    </w:r>
+  </w:p>
+</w:hdr>
 </file>
 
 <file path=word/numbering.xml><?xml version="1.0" encoding="utf-8"?>
@@ -2942,6 +3463,9 @@
       <w:pPr>
         <w:ind w:left="540" w:hanging="260"/>
       </w:pPr>
+      <w:rPr>
+        <w:color w:val="0C447C"/>
+      </w:rPr>
     </w:lvl>
   </w:abstractNum>
   <w:abstractNum w:abstractNumId="3" w15:restartNumberingAfterBreak="0">
@@ -2983,6 +3507,7 @@
     <w:rPrDefault>
       <w:rPr>
         <w:rFonts w:ascii="Prompt" w:cs="Prompt" w:eastAsia="Prompt" w:hAnsi="Prompt"/>
+        <w:color w:val="1A1A1A"/>
         <w:sz w:val="20"/>
         <w:szCs w:val="20"/>
       </w:rPr>
